--- a/Knowledge/1-Academic/1-school/2-Kg 2/Source.docx
+++ b/Knowledge/1-Academic/1-school/2-Kg 2/Source.docx
@@ -24,9 +24,15 @@
         <w:t xml:space="preserve">: </w:t>
       </w:r>
       <w:r>
+        <w:t>[</w:t>
+      </w:r>
+      <w:r>
         <w:t>e30ac1a9-c5b5-4fb8-8636-ab0bfd4b6aec</w:t>
       </w:r>
       <w:r>
+        <w:t>.pdf</w:t>
+      </w:r>
+      <w:r>
         <w:t xml:space="preserve"> </w:t>
       </w:r>
       <w:r>
@@ -36,9 +42,19 @@
         <w:t>Discover - Arabic - Kg 2 - First Semester</w:t>
       </w:r>
       <w:r>
+        <w:t>.pdf</w:t>
+      </w:r>
+      <w:r>
+        <w:t>] [</w:t>
+      </w:r>
+      <w:r>
+        <w:t>Discover - Arabic - Kg 2 - First Semester</w:t>
+      </w:r>
+      <w:r>
+        <w:t>]</w:t>
+      </w:r>
+      <w:r>
         <w:br/>
-      </w:r>
-      <w:r>
         <w:t xml:space="preserve">* </w:t>
       </w:r>
       <w:r>
@@ -68,6 +84,25 @@
       </w:r>
       <w:r>
         <w:t>: Educational</w:t>
+      </w:r>
+      <w:r>
+        <w:br/>
+      </w:r>
+      <w:r>
+        <w:t xml:space="preserve">* </w:t>
+      </w:r>
+      <w:r>
+        <w:rPr>
+          <w:b/>
+          <w:bCs/>
+        </w:rPr>
+        <w:t>Source Platform</w:t>
+      </w:r>
+      <w:r>
+        <w:t xml:space="preserve">: </w:t>
+      </w:r>
+      <w:r>
+        <w:t>Egyptian Ministry of Education – E-Learning Portal (https://moe.gov.eg)</w:t>
       </w:r>
     </w:p>
     <w:p>
@@ -120,6 +155,38 @@
     <w:p>
       <w:pPr>
         <w:ind w:left="720"/>
+        <w:rPr>
+          <w:rtl/>
+          <w:lang w:bidi="ar-EG"/>
+        </w:rPr>
+      </w:pPr>
+      <w:r>
+        <w:t xml:space="preserve">* </w:t>
+      </w:r>
+      <w:r>
+        <w:rPr>
+          <w:b/>
+          <w:bCs/>
+        </w:rPr>
+        <w:t xml:space="preserve">Download </w:t>
+      </w:r>
+      <w:r>
+        <w:rPr>
+          <w:b/>
+          <w:bCs/>
+        </w:rPr>
+        <w:t>Server / Mirror</w:t>
+      </w:r>
+      <w:r>
+        <w:t xml:space="preserve">: </w:t>
+      </w:r>
+      <w:r>
+        <w:t>https://elearnningcontent.blob.core.windows.net [Microsoft Azure Blob Storage Server]</w:t>
+      </w:r>
+    </w:p>
+    <w:p>
+      <w:pPr>
+        <w:ind w:left="720"/>
       </w:pPr>
       <w:r>
         <w:t xml:space="preserve">* </w:t>
@@ -132,7 +199,10 @@
         <w:t>Download Method</w:t>
       </w:r>
       <w:r>
-        <w:t>: Browser</w:t>
+        <w:t xml:space="preserve">: </w:t>
+      </w:r>
+      <w:r>
+        <w:t>Web Browser: Direct Save [Saved pdf directly from browser]</w:t>
       </w:r>
     </w:p>
     <w:p>
@@ -205,18 +275,15 @@
       <w:r>
         <w:rPr>
           <w:b/>
-          <w:bCs/>
         </w:rPr>
         <w:t>Saved Location</w:t>
       </w:r>
       <w:r>
-        <w:t>: toonkingdomelbaf2/Academic</w:t>
-      </w:r>
-      <w:proofErr w:type="gramStart"/>
-      <w:r>
-        <w:t>/..</w:t>
-      </w:r>
-      <w:proofErr w:type="gramEnd"/>
+        <w:t xml:space="preserve">: </w:t>
+      </w:r>
+      <w:r>
+        <w:t>StorageType: Cloud -&gt; Platform: GitHub -&gt; Account: topicsscience -&gt; Repository: kingdomheartsknowledge -&gt; Path: Knowledge/1-Academic/1-school/..</w:t>
+      </w:r>
     </w:p>
     <w:p>
       <w:pPr>
@@ -271,9 +338,15 @@
         <w:t xml:space="preserve">: </w:t>
       </w:r>
       <w:r>
+        <w:t>[</w:t>
+      </w:r>
+      <w:r>
         <w:t>85b031f9-fa5a-4005-85b7-c6b90360a76e</w:t>
       </w:r>
       <w:r>
+        <w:t>.pdf</w:t>
+      </w:r>
+      <w:r>
         <w:t xml:space="preserve"> </w:t>
       </w:r>
       <w:r>
@@ -283,6 +356,21 @@
         <w:t>Discover - English - Kg 2 - First Semester</w:t>
       </w:r>
       <w:r>
+        <w:t>.pdf</w:t>
+      </w:r>
+      <w:r>
+        <w:t>]</w:t>
+      </w:r>
+      <w:r>
+        <w:t xml:space="preserve"> [</w:t>
+      </w:r>
+      <w:r>
+        <w:t>Discover - English - Kg 2 - First Semester</w:t>
+      </w:r>
+      <w:r>
+        <w:t>]</w:t>
+      </w:r>
+      <w:r>
         <w:br/>
         <w:t xml:space="preserve">* </w:t>
       </w:r>
@@ -314,10 +402,33 @@
       <w:r>
         <w:t>: Educational</w:t>
       </w:r>
-    </w:p>
-    <w:p>
-      <w:pPr>
-        <w:ind w:left="720"/>
+      <w:r>
+        <w:br/>
+      </w:r>
+      <w:r>
+        <w:t xml:space="preserve">* </w:t>
+      </w:r>
+      <w:r>
+        <w:rPr>
+          <w:b/>
+          <w:bCs/>
+        </w:rPr>
+        <w:t>Source Platform</w:t>
+      </w:r>
+      <w:r>
+        <w:t xml:space="preserve">: </w:t>
+      </w:r>
+      <w:r>
+        <w:t>Egyptian Ministry of Education – E-Learning Portal (https://moe.gov.eg)</w:t>
+      </w:r>
+    </w:p>
+    <w:p>
+      <w:pPr>
+        <w:ind w:left="720"/>
+        <w:rPr>
+          <w:rtl/>
+          <w:lang w:bidi="ar-EG"/>
+        </w:rPr>
       </w:pPr>
       <w:r>
         <w:t xml:space="preserve">* </w:t>
@@ -355,61 +466,42 @@
           <w:rPr>
             <w:rStyle w:val="Hyperlink"/>
           </w:rPr>
-          <w:t>https://elearnningc</w:t>
-        </w:r>
-        <w:r>
-          <w:rPr>
-            <w:rStyle w:val="Hyperlink"/>
-          </w:rPr>
-          <w:t>o</w:t>
-        </w:r>
-        <w:r>
-          <w:rPr>
-            <w:rStyle w:val="Hyperlink"/>
-          </w:rPr>
-          <w:t>n</w:t>
-        </w:r>
-        <w:r>
-          <w:rPr>
-            <w:rStyle w:val="Hyperlink"/>
-          </w:rPr>
-          <w:t>t</w:t>
-        </w:r>
-        <w:r>
-          <w:rPr>
-            <w:rStyle w:val="Hyperlink"/>
-          </w:rPr>
-          <w:t>ent.blob</w:t>
-        </w:r>
-        <w:r>
-          <w:rPr>
-            <w:rStyle w:val="Hyperlink"/>
-          </w:rPr>
-          <w:t>.</w:t>
-        </w:r>
-        <w:r>
-          <w:rPr>
-            <w:rStyle w:val="Hyperlink"/>
-          </w:rPr>
-          <w:t>core.win</w:t>
-        </w:r>
-        <w:r>
-          <w:rPr>
-            <w:rStyle w:val="Hyperlink"/>
-          </w:rPr>
-          <w:t>d</w:t>
-        </w:r>
-        <w:r>
-          <w:rPr>
-            <w:rStyle w:val="Hyperlink"/>
-          </w:rPr>
-          <w:t>ows.net/elearnningcontent/2026/KG/KG2/Term1/StudentBook/Discovery_E_KG2_TR1_2.pdf</w:t>
+          <w:t>https://elearnningcontent.blob.core.windows.net/elearnningcontent/2026/KG/KG2/Term1/StudentBook/Discovery_E_KG2_TR1_2.pdf</w:t>
         </w:r>
       </w:hyperlink>
       <w:r>
         <w:br/>
       </w:r>
       <w:r>
+        <w:lastRenderedPageBreak/>
+        <w:t xml:space="preserve">* </w:t>
+      </w:r>
+      <w:r>
+        <w:rPr>
+          <w:b/>
+          <w:bCs/>
+        </w:rPr>
+        <w:t xml:space="preserve">Download </w:t>
+      </w:r>
+      <w:r>
+        <w:rPr>
+          <w:b/>
+          <w:bCs/>
+        </w:rPr>
+        <w:t>Server / Mirror</w:t>
+      </w:r>
+      <w:r>
+        <w:t xml:space="preserve">: </w:t>
+      </w:r>
+      <w:r>
+        <w:t>https://elearnningcontent.blob.core.windows.net [Microsoft Azure Blob Storage Server]</w:t>
+      </w:r>
+    </w:p>
+    <w:p>
+      <w:pPr>
+        <w:ind w:left="720"/>
+      </w:pPr>
+      <w:r>
         <w:t xml:space="preserve">* </w:t>
       </w:r>
       <w:r>
@@ -420,7 +512,10 @@
         <w:t>Download Method</w:t>
       </w:r>
       <w:r>
-        <w:t>: Browser</w:t>
+        <w:t xml:space="preserve">: </w:t>
+      </w:r>
+      <w:r>
+        <w:t>Web Browser: Direct Save [Saved pdf directly from browser]</w:t>
       </w:r>
     </w:p>
     <w:p>
@@ -487,25 +582,21 @@
       <w:r>
         <w:rPr>
           <w:b/>
-          <w:bCs/>
         </w:rPr>
         <w:t>Saved Location</w:t>
       </w:r>
       <w:r>
-        <w:t>: toonkingdomelbaf2/Academic</w:t>
-      </w:r>
-      <w:proofErr w:type="gramStart"/>
-      <w:r>
-        <w:t>/..</w:t>
-      </w:r>
-      <w:proofErr w:type="gramEnd"/>
+        <w:t xml:space="preserve">: </w:t>
+      </w:r>
+      <w:r>
+        <w:t>StorageType: Cloud -&gt; Platform: GitHub -&gt; Account: topicsscience -&gt; Repository: kingdomheartsknowledge -&gt; Path: Knowledge/1-Academic/1-school/..</w:t>
+      </w:r>
     </w:p>
     <w:p>
       <w:pPr>
         <w:ind w:firstLine="720"/>
       </w:pPr>
       <w:r>
-        <w:lastRenderedPageBreak/>
         <w:t xml:space="preserve">* </w:t>
       </w:r>
       <w:r>
@@ -560,9 +651,15 @@
         <w:t xml:space="preserve">: </w:t>
       </w:r>
       <w:r>
+        <w:t>[</w:t>
+      </w:r>
+      <w:r>
         <w:t>c4e3156a-300b-4249-a277-677838c6806c</w:t>
       </w:r>
       <w:r>
+        <w:t>.pdf</w:t>
+      </w:r>
+      <w:r>
         <w:t xml:space="preserve"> </w:t>
       </w:r>
       <w:r>
@@ -572,6 +669,18 @@
         <w:t>Discover - French - Kg 2 - First Semester</w:t>
       </w:r>
       <w:r>
+        <w:t>.pdf</w:t>
+      </w:r>
+      <w:r>
+        <w:t>] [</w:t>
+      </w:r>
+      <w:r>
+        <w:t>Discover - French - Kg 2 - First Semester</w:t>
+      </w:r>
+      <w:r>
+        <w:t>]</w:t>
+      </w:r>
+      <w:r>
         <w:rPr>
           <w:rtl/>
         </w:rPr>
@@ -608,10 +717,33 @@
       <w:r>
         <w:t>: Educational</w:t>
       </w:r>
-    </w:p>
-    <w:p>
-      <w:pPr>
-        <w:ind w:left="720"/>
+      <w:r>
+        <w:br/>
+      </w:r>
+      <w:r>
+        <w:t xml:space="preserve">* </w:t>
+      </w:r>
+      <w:r>
+        <w:rPr>
+          <w:b/>
+          <w:bCs/>
+        </w:rPr>
+        <w:t>Source Platform</w:t>
+      </w:r>
+      <w:r>
+        <w:t xml:space="preserve">: </w:t>
+      </w:r>
+      <w:r>
+        <w:t>Egyptian Ministry of Education – E-Learning Portal (https://moe.gov.eg)</w:t>
+      </w:r>
+    </w:p>
+    <w:p>
+      <w:pPr>
+        <w:ind w:left="720"/>
+        <w:rPr>
+          <w:rtl/>
+          <w:lang w:bidi="ar-EG"/>
+        </w:rPr>
       </w:pPr>
       <w:r>
         <w:t xml:space="preserve">* </w:t>
@@ -673,10 +805,41 @@
           <w:b/>
           <w:bCs/>
         </w:rPr>
+        <w:t xml:space="preserve">Download </w:t>
+      </w:r>
+      <w:r>
+        <w:rPr>
+          <w:b/>
+          <w:bCs/>
+        </w:rPr>
+        <w:t>Server / Mirror</w:t>
+      </w:r>
+      <w:r>
+        <w:t xml:space="preserve">: </w:t>
+      </w:r>
+      <w:r>
+        <w:t>https://elearnningcontent.blob.core.windows.net [Microsoft Azure Blob Storage Server]</w:t>
+      </w:r>
+    </w:p>
+    <w:p>
+      <w:pPr>
+        <w:ind w:left="720"/>
+      </w:pPr>
+      <w:r>
+        <w:t xml:space="preserve">* </w:t>
+      </w:r>
+      <w:r>
+        <w:rPr>
+          <w:b/>
+          <w:bCs/>
+        </w:rPr>
         <w:t>Download Method</w:t>
       </w:r>
       <w:r>
-        <w:t>: Browser</w:t>
+        <w:t xml:space="preserve">: </w:t>
+      </w:r>
+      <w:r>
+        <w:t>Web Browser: Direct Save [Saved pdf directly from browser]</w:t>
       </w:r>
     </w:p>
     <w:p>
@@ -743,18 +906,15 @@
       <w:r>
         <w:rPr>
           <w:b/>
-          <w:bCs/>
         </w:rPr>
         <w:t>Saved Location</w:t>
       </w:r>
       <w:r>
-        <w:t>: toonkingdomelbaf2/Academic</w:t>
-      </w:r>
-      <w:proofErr w:type="gramStart"/>
-      <w:r>
-        <w:t>/..</w:t>
-      </w:r>
-      <w:proofErr w:type="gramEnd"/>
+        <w:t xml:space="preserve">: </w:t>
+      </w:r>
+      <w:r>
+        <w:t>StorageType: Cloud -&gt; Platform: GitHub -&gt; Account: topicsscience -&gt; Repository: kingdomheartsknowledge -&gt; Path: Knowledge/1-Academic/1-school/..</w:t>
+      </w:r>
     </w:p>
     <w:p>
       <w:pPr>
@@ -791,6 +951,7 @@
         <w:rPr>
           <w:rtl/>
         </w:rPr>
+        <w:lastRenderedPageBreak/>
         <w:tab/>
       </w:r>
     </w:p>
@@ -816,9 +977,15 @@
         <w:t xml:space="preserve">: </w:t>
       </w:r>
       <w:r>
+        <w:t>[</w:t>
+      </w:r>
+      <w:r>
         <w:t>a8fe883f-9512-48b8-82f1-923479709c89</w:t>
       </w:r>
       <w:r>
+        <w:t>.pdf</w:t>
+      </w:r>
+      <w:r>
         <w:t xml:space="preserve"> </w:t>
       </w:r>
       <w:r>
@@ -828,6 +995,18 @@
         <w:t>Arabic - Kg 2 - First Semester</w:t>
       </w:r>
       <w:r>
+        <w:t>.pdf</w:t>
+      </w:r>
+      <w:r>
+        <w:t>] [</w:t>
+      </w:r>
+      <w:r>
+        <w:t>Arabic - Kg 2 - First Semester</w:t>
+      </w:r>
+      <w:r>
+        <w:t>]</w:t>
+      </w:r>
+      <w:r>
         <w:br/>
       </w:r>
       <w:r>
@@ -861,10 +1040,33 @@
       <w:r>
         <w:t>: Educational</w:t>
       </w:r>
-    </w:p>
-    <w:p>
-      <w:pPr>
-        <w:ind w:left="720"/>
+      <w:r>
+        <w:br/>
+      </w:r>
+      <w:r>
+        <w:t xml:space="preserve">* </w:t>
+      </w:r>
+      <w:r>
+        <w:rPr>
+          <w:b/>
+          <w:bCs/>
+        </w:rPr>
+        <w:t>Source Platform</w:t>
+      </w:r>
+      <w:r>
+        <w:t xml:space="preserve">: </w:t>
+      </w:r>
+      <w:r>
+        <w:t>Egyptian Ministry of Education – E-Learning Portal (https://moe.gov.eg)</w:t>
+      </w:r>
+    </w:p>
+    <w:p>
+      <w:pPr>
+        <w:ind w:left="720"/>
+        <w:rPr>
+          <w:rtl/>
+          <w:lang w:bidi="ar-EG"/>
+        </w:rPr>
       </w:pPr>
       <w:r>
         <w:t xml:space="preserve">* </w:t>
@@ -884,19 +1086,7 @@
           <w:rPr>
             <w:rStyle w:val="Hyperlink"/>
           </w:rPr>
-          <w:t>https://</w:t>
-        </w:r>
-        <w:r>
-          <w:rPr>
-            <w:rStyle w:val="Hyperlink"/>
-          </w:rPr>
-          <w:t>m</w:t>
-        </w:r>
-        <w:r>
-          <w:rPr>
-            <w:rStyle w:val="Hyperlink"/>
-          </w:rPr>
-          <w:t>oe.gov.eg/ar/elearningenterypage/e-learning/?schoolStageId=6959&amp;schoolYearId=7037&amp;schoolTermId=1584&amp;contentTypeId=7597&amp;pageIndex=0&amp;sortBy=0</w:t>
+          <w:t>https://moe.gov.eg/ar/elearningenterypage/e-learning/?schoolStageId=6959&amp;schoolYearId=7037&amp;schoolTermId=1584&amp;contentTypeId=7597&amp;pageIndex=0&amp;sortBy=0</w:t>
         </w:r>
       </w:hyperlink>
       <w:r>
@@ -914,19 +1104,7 @@
           <w:rPr>
             <w:rStyle w:val="Hyperlink"/>
           </w:rPr>
-          <w:t>h</w:t>
-        </w:r>
-        <w:r>
-          <w:rPr>
-            <w:rStyle w:val="Hyperlink"/>
-          </w:rPr>
-          <w:t>t</w:t>
-        </w:r>
-        <w:r>
-          <w:rPr>
-            <w:rStyle w:val="Hyperlink"/>
-          </w:rPr>
-          <w:t>tps://elearnningcontent.blob.core.windows.net/elearnningcontent/2026/KG/KG2/Term1/StudentBook/Arabic_KG2_TR1.pdf</w:t>
+          <w:t>https://elearnningcontent.blob.core.windows.net/elearnningcontent/2026/KG/KG2/Term1/StudentBook/Arabic_KG2_TR1.pdf</w:t>
         </w:r>
       </w:hyperlink>
       <w:r>
@@ -946,10 +1124,41 @@
           <w:b/>
           <w:bCs/>
         </w:rPr>
+        <w:t xml:space="preserve">Download </w:t>
+      </w:r>
+      <w:r>
+        <w:rPr>
+          <w:b/>
+          <w:bCs/>
+        </w:rPr>
+        <w:t>Server / Mirror</w:t>
+      </w:r>
+      <w:r>
+        <w:t xml:space="preserve">: </w:t>
+      </w:r>
+      <w:r>
+        <w:t>https://elearnningcontent.blob.core.windows.net [Microsoft Azure Blob Storage Server]</w:t>
+      </w:r>
+    </w:p>
+    <w:p>
+      <w:pPr>
+        <w:ind w:left="720"/>
+      </w:pPr>
+      <w:r>
+        <w:t xml:space="preserve">* </w:t>
+      </w:r>
+      <w:r>
+        <w:rPr>
+          <w:b/>
+          <w:bCs/>
+        </w:rPr>
         <w:t>Download Method</w:t>
       </w:r>
       <w:r>
-        <w:t>: Browser</w:t>
+        <w:t xml:space="preserve">: </w:t>
+      </w:r>
+      <w:r>
+        <w:t>Web Browser: Direct Save [Saved pdf directly from browser]</w:t>
       </w:r>
     </w:p>
     <w:p>
@@ -993,7 +1202,6 @@
         <w:ind w:left="720"/>
       </w:pPr>
       <w:r>
-        <w:lastRenderedPageBreak/>
         <w:t xml:space="preserve">* </w:t>
       </w:r>
       <w:r>
@@ -1017,18 +1225,15 @@
       <w:r>
         <w:rPr>
           <w:b/>
-          <w:bCs/>
         </w:rPr>
         <w:t>Saved Location</w:t>
       </w:r>
       <w:r>
-        <w:t>: toonkingdomelbaf2/Academic</w:t>
-      </w:r>
-      <w:proofErr w:type="gramStart"/>
-      <w:r>
-        <w:t>/..</w:t>
-      </w:r>
-      <w:proofErr w:type="gramEnd"/>
+        <w:t xml:space="preserve">: </w:t>
+      </w:r>
+      <w:r>
+        <w:t>StorageType: Cloud -&gt; Platform: GitHub -&gt; Account: topicsscience -&gt; Repository: kingdomheartsknowledge -&gt; Path: Knowledge/1-Academic/1-school/..</w:t>
+      </w:r>
     </w:p>
     <w:p>
       <w:pPr>
@@ -1060,6 +1265,10 @@
         <w:t>2026</w:t>
       </w:r>
     </w:p>
+    <w:p/>
+    <w:p/>
+    <w:p/>
+    <w:p/>
     <w:p/>
     <w:p/>
     <w:p/>
@@ -1072,6 +1281,7 @@
         </w:numPr>
       </w:pPr>
       <w:r>
+        <w:lastRenderedPageBreak/>
         <w:t xml:space="preserve">* </w:t>
       </w:r>
       <w:r>
@@ -1085,9 +1295,15 @@
         <w:t xml:space="preserve">: </w:t>
       </w:r>
       <w:r>
+        <w:t>[</w:t>
+      </w:r>
+      <w:r>
         <w:t>b6f996b9-e7e9-4d97-a4dc-0821cef7492a</w:t>
       </w:r>
       <w:r>
+        <w:t>.pdf</w:t>
+      </w:r>
+      <w:r>
         <w:t xml:space="preserve"> </w:t>
       </w:r>
       <w:r>
@@ -1097,7 +1313,16 @@
         <w:t>English - Kg 2 - First Semester</w:t>
       </w:r>
       <w:r>
-        <w:t xml:space="preserve"> </w:t>
+        <w:t>.pdf</w:t>
+      </w:r>
+      <w:r>
+        <w:t>] [</w:t>
+      </w:r>
+      <w:r>
+        <w:t>English - Kg 2 - First Semester</w:t>
+      </w:r>
+      <w:r>
+        <w:t>]</w:t>
       </w:r>
       <w:r>
         <w:br/>
@@ -1133,10 +1358,33 @@
       <w:r>
         <w:t>: Educational</w:t>
       </w:r>
-    </w:p>
-    <w:p>
-      <w:pPr>
-        <w:ind w:left="720"/>
+      <w:r>
+        <w:br/>
+      </w:r>
+      <w:r>
+        <w:t xml:space="preserve">* </w:t>
+      </w:r>
+      <w:r>
+        <w:rPr>
+          <w:b/>
+          <w:bCs/>
+        </w:rPr>
+        <w:t>Source Platform</w:t>
+      </w:r>
+      <w:r>
+        <w:t xml:space="preserve">: </w:t>
+      </w:r>
+      <w:r>
+        <w:t>Egyptian Ministry of Education – E-Learning Portal (https://moe.gov.eg)</w:t>
+      </w:r>
+    </w:p>
+    <w:p>
+      <w:pPr>
+        <w:ind w:left="720"/>
+        <w:rPr>
+          <w:rtl/>
+          <w:lang w:bidi="ar-EG"/>
+        </w:rPr>
       </w:pPr>
       <w:r>
         <w:t xml:space="preserve">* </w:t>
@@ -1174,19 +1422,7 @@
           <w:rPr>
             <w:rStyle w:val="Hyperlink"/>
           </w:rPr>
-          <w:t>https:</w:t>
-        </w:r>
-        <w:r>
-          <w:rPr>
-            <w:rStyle w:val="Hyperlink"/>
-          </w:rPr>
-          <w:t>/</w:t>
-        </w:r>
-        <w:r>
-          <w:rPr>
-            <w:rStyle w:val="Hyperlink"/>
-          </w:rPr>
-          <w:t>/elearnningcontent.blob.core.windows.net/elearnningcontent/2026/KG/KG2/Term1/StudentBook/English_KG2_Tr1.pdf</w:t>
+          <w:t>https://elearnningcontent.blob.core.windows.net/elearnningcontent/2026/KG/KG2/Term1/StudentBook/English_KG2_Tr1.pdf</w:t>
         </w:r>
       </w:hyperlink>
       <w:r>
@@ -1206,10 +1442,41 @@
           <w:b/>
           <w:bCs/>
         </w:rPr>
+        <w:t xml:space="preserve">Download </w:t>
+      </w:r>
+      <w:r>
+        <w:rPr>
+          <w:b/>
+          <w:bCs/>
+        </w:rPr>
+        <w:t>Server / Mirror</w:t>
+      </w:r>
+      <w:r>
+        <w:t xml:space="preserve">: </w:t>
+      </w:r>
+      <w:r>
+        <w:t>https://elearnningcontent.blob.core.windows.net [Microsoft Azure Blob Storage Server]</w:t>
+      </w:r>
+    </w:p>
+    <w:p>
+      <w:pPr>
+        <w:ind w:left="720"/>
+      </w:pPr>
+      <w:r>
+        <w:t xml:space="preserve">* </w:t>
+      </w:r>
+      <w:r>
+        <w:rPr>
+          <w:b/>
+          <w:bCs/>
+        </w:rPr>
         <w:t>Download Method</w:t>
       </w:r>
       <w:r>
-        <w:t>: Browser</w:t>
+        <w:t xml:space="preserve">: </w:t>
+      </w:r>
+      <w:r>
+        <w:t>Web Browser: Direct Save [Saved pdf directly from browser]</w:t>
       </w:r>
     </w:p>
     <w:p>
@@ -1276,18 +1543,15 @@
       <w:r>
         <w:rPr>
           <w:b/>
-          <w:bCs/>
         </w:rPr>
         <w:t>Saved Location</w:t>
       </w:r>
       <w:r>
-        <w:t>: toonkingdomelbaf2/Academic</w:t>
-      </w:r>
-      <w:proofErr w:type="gramStart"/>
-      <w:r>
-        <w:t>/..</w:t>
-      </w:r>
-      <w:proofErr w:type="gramEnd"/>
+        <w:t xml:space="preserve">: </w:t>
+      </w:r>
+      <w:r>
+        <w:t>StorageType: Cloud -&gt; Platform: GitHub -&gt; Account: topicsscience -&gt; Repository: kingdomheartsknowledge -&gt; Path: Knowledge/1-Academic/1-school/..</w:t>
+      </w:r>
     </w:p>
     <w:p>
       <w:pPr>
@@ -2170,6 +2434,7 @@
   <w:style w:type="character" w:default="1" w:styleId="DefaultParagraphFont">
     <w:name w:val="Default Paragraph Font"/>
     <w:uiPriority w:val="1"/>
+    <w:semiHidden/>
     <w:unhideWhenUsed/>
   </w:style>
   <w:style w:type="table" w:default="1" w:styleId="TableNormal">

--- a/Knowledge/1-Academic/1-school/2-Kg 2/Source.docx
+++ b/Knowledge/1-Academic/1-school/2-Kg 2/Source.docx
@@ -11,58 +11,47 @@
         </w:numPr>
       </w:pPr>
       <w:r>
-        <w:t xml:space="preserve">* </w:t>
-      </w:r>
-      <w:r>
-        <w:rPr>
-          <w:b/>
+        <w:rPr>
+          <w:b/>
+        </w:rPr>
+        <w:t xml:space="preserve">* Source ID: </w:t>
+      </w:r>
+      <w:r>
+        <w:rPr>
           <w:bCs/>
         </w:rPr>
-        <w:t>Download Name</w:t>
-      </w:r>
-      <w:r>
-        <w:t xml:space="preserve">: </w:t>
-      </w:r>
-      <w:r>
-        <w:t>[</w:t>
-      </w:r>
-      <w:r>
-        <w:t>e30ac1a9-c5b5-4fb8-8636-ab0bfd4b6aec</w:t>
-      </w:r>
-      <w:r>
-        <w:t>.pdf</w:t>
-      </w:r>
-      <w:r>
-        <w:t xml:space="preserve"> </w:t>
-      </w:r>
-      <w:r>
-        <w:t xml:space="preserve">-&gt; </w:t>
-      </w:r>
-      <w:r>
-        <w:t>Discover - Arabic - Kg 2 - First Semester</w:t>
-      </w:r>
-      <w:r>
-        <w:t>.pdf</w:t>
-      </w:r>
-      <w:r>
-        <w:t>] [</w:t>
-      </w:r>
-      <w:r>
-        <w:t>Discover - Arabic - Kg 2 - First Semester</w:t>
-      </w:r>
-      <w:r>
-        <w:t>]</w:t>
+        <w:t>1</w:t>
+      </w:r>
+      <w:r>
+        <w:rPr>
+          <w:bCs/>
+        </w:rPr>
+        <w:t>14</w:t>
       </w:r>
       <w:r>
         <w:br/>
-        <w:t xml:space="preserve">* </w:t>
-      </w:r>
-      <w:r>
-        <w:rPr>
-          <w:b/>
-          <w:bCs/>
-        </w:rPr>
-        <w:t>Download Type</w:t>
+      </w:r>
+      <w:r>
+        <w:t xml:space="preserve">* </w:t>
+      </w:r>
+      <w:r>
+        <w:rPr>
+          <w:b/>
+        </w:rPr>
+        <w:t>Content Title</w:t>
+      </w:r>
+      <w:r>
+        <w:t>: [e30ac1a9-c5b5-4fb8-8636-ab0bfd4b6aec.pdf -&gt; Discover - Arabic - Kg 2 - First Semester.pdf] [Discover - Arabic - Kg 2 - First Semester]</w:t>
+      </w:r>
+      <w:r>
+        <w:br/>
+        <w:t xml:space="preserve">* </w:t>
+      </w:r>
+      <w:r>
+        <w:rPr>
+          <w:b/>
+        </w:rPr>
+        <w:t>Content Type</w:t>
       </w:r>
       <w:r>
         <w:t>: Document</w:t>
@@ -78,69 +67,43 @@
       <w:r>
         <w:rPr>
           <w:b/>
-          <w:bCs/>
-        </w:rPr>
-        <w:t>Source Type</w:t>
+        </w:rPr>
+        <w:t>Domain</w:t>
       </w:r>
       <w:r>
         <w:t>: Educational</w:t>
       </w:r>
       <w:r>
         <w:br/>
-      </w:r>
-      <w:r>
-        <w:t xml:space="preserve">* </w:t>
-      </w:r>
-      <w:r>
-        <w:rPr>
-          <w:b/>
-          <w:bCs/>
+        <w:t xml:space="preserve">* </w:t>
+      </w:r>
+      <w:r>
+        <w:rPr>
+          <w:b/>
         </w:rPr>
         <w:t>Source Platform</w:t>
       </w:r>
       <w:r>
-        <w:t xml:space="preserve">: </w:t>
-      </w:r>
-      <w:r>
-        <w:t>Egyptian Ministry of Education – E-Learning Portal (https://moe.gov.eg)</w:t>
-      </w:r>
-    </w:p>
-    <w:p>
-      <w:pPr>
-        <w:ind w:left="720"/>
-      </w:pPr>
-      <w:r>
-        <w:t xml:space="preserve">* </w:t>
-      </w:r>
-      <w:r>
-        <w:rPr>
-          <w:b/>
-          <w:bCs/>
-        </w:rPr>
-        <w:t>Download Source</w:t>
-      </w:r>
-      <w:r>
-        <w:t xml:space="preserve">: </w:t>
+        <w:t>: Egyptian Ministry of Education – E-Learning Portal (https://moe.gov.eg)</w:t>
+      </w:r>
+    </w:p>
+    <w:p>
+      <w:pPr>
+        <w:ind w:left="720"/>
+      </w:pPr>
+      <w:r>
+        <w:t xml:space="preserve">* </w:t>
+      </w:r>
+      <w:r>
+        <w:rPr>
+          <w:b/>
+        </w:rPr>
+        <w:t>Source Reference</w:t>
+      </w:r>
+      <w:r>
+        <w:t xml:space="preserve">: https://moe.gov.eg/ar/elearningenterypage/e-learning/?schoolStageId=6959&amp;schoolYearId=7037&amp;schoolTermId=1584&amp;contentTypeId=7597&amp;pageIndex=0&amp;sortBy=0 -&gt; </w:t>
       </w:r>
       <w:hyperlink r:id="rId5" w:history="1">
-        <w:r>
-          <w:rPr>
-            <w:rStyle w:val="Hyperlink"/>
-          </w:rPr>
-          <w:t>https://moe.gov.eg/ar/elearningenterypage/e-learning/?schoolStageId=6959&amp;schoolYearId=7037&amp;schoolTermId=1584&amp;contentTypeId=7597&amp;pageIndex=0&amp;sortBy=0</w:t>
-        </w:r>
-      </w:hyperlink>
-      <w:r>
-        <w:rPr>
-          <w:rFonts w:hint="cs"/>
-          <w:rtl/>
-        </w:rPr>
-        <w:t xml:space="preserve"> </w:t>
-      </w:r>
-      <w:r>
-        <w:t xml:space="preserve">-&gt; </w:t>
-      </w:r>
-      <w:hyperlink r:id="rId6" w:history="1">
         <w:r>
           <w:rPr>
             <w:rStyle w:val="Hyperlink"/>
@@ -149,6 +112,50 @@
         </w:r>
       </w:hyperlink>
       <w:r>
+        <w:br/>
+        <w:t xml:space="preserve">* </w:t>
+      </w:r>
+      <w:r>
+        <w:rPr>
+          <w:b/>
+          <w:bCs/>
+        </w:rPr>
+        <w:t>Source Type</w:t>
+      </w:r>
+      <w:r>
+        <w:t xml:space="preserve">: </w:t>
+      </w:r>
+      <w:r>
+        <w:t>Downloaded</w:t>
+      </w:r>
+    </w:p>
+    <w:p>
+      <w:pPr>
+        <w:ind w:left="720"/>
+      </w:pPr>
+      <w:r>
+        <w:t xml:space="preserve">* </w:t>
+      </w:r>
+      <w:r>
+        <w:rPr>
+          <w:b/>
+          <w:bCs/>
+        </w:rPr>
+        <w:t>Source Nature:</w:t>
+      </w:r>
+      <w:r>
+        <w:t xml:space="preserve"> </w:t>
+      </w:r>
+      <w:r>
+        <w:t>D</w:t>
+      </w:r>
+      <w:r>
+        <w:t>igital</w:t>
+      </w:r>
+      <w:r>
+        <w:t xml:space="preserve"> </w:t>
+      </w:r>
+      <w:r>
         <w:t xml:space="preserve"> </w:t>
       </w:r>
     </w:p>
@@ -166,124 +173,126 @@
       <w:r>
         <w:rPr>
           <w:b/>
-          <w:bCs/>
-        </w:rPr>
-        <w:t xml:space="preserve">Download </w:t>
-      </w:r>
-      <w:r>
-        <w:rPr>
-          <w:b/>
-          <w:bCs/>
-        </w:rPr>
-        <w:t>Server / Mirror</w:t>
+        </w:rPr>
+        <w:t>Storage Host</w:t>
+      </w:r>
+      <w:r>
+        <w:t>: https://elearnningcontent.blob.core.windows.net [Microsoft Azure Blob Storage Server]</w:t>
+      </w:r>
+    </w:p>
+    <w:p>
+      <w:pPr>
+        <w:ind w:left="720"/>
+      </w:pPr>
+      <w:r>
+        <w:t xml:space="preserve">* </w:t>
+      </w:r>
+      <w:r>
+        <w:rPr>
+          <w:b/>
+        </w:rPr>
+        <w:t>Acquisition Method</w:t>
+      </w:r>
+      <w:r>
+        <w:t>: Web Browser: Direct Save [Saved pdf directly from browser]</w:t>
+      </w:r>
+    </w:p>
+    <w:p>
+      <w:pPr>
+        <w:ind w:left="720"/>
+      </w:pPr>
+      <w:r>
+        <w:t xml:space="preserve">* </w:t>
+      </w:r>
+      <w:r>
+        <w:rPr>
+          <w:b/>
+        </w:rPr>
+        <w:t>File Format</w:t>
+      </w:r>
+      <w:r>
+        <w:t>: .pdf</w:t>
+      </w:r>
+    </w:p>
+    <w:p>
+      <w:pPr>
+        <w:ind w:left="720"/>
+      </w:pPr>
+      <w:r>
+        <w:t xml:space="preserve">* </w:t>
+      </w:r>
+      <w:r>
+        <w:rPr>
+          <w:b/>
+        </w:rPr>
+        <w:t>Content Quality</w:t>
+      </w:r>
+      <w:r>
+        <w:t>: High</w:t>
+      </w:r>
+    </w:p>
+    <w:p>
+      <w:pPr>
+        <w:ind w:left="720"/>
+      </w:pPr>
+      <w:r>
+        <w:t xml:space="preserve">* </w:t>
+      </w:r>
+      <w:r>
+        <w:rPr>
+          <w:b/>
+        </w:rPr>
+        <w:t>Acquisition Date</w:t>
+      </w:r>
+      <w:r>
+        <w:t>: 8/14/2025</w:t>
+      </w:r>
+    </w:p>
+    <w:p>
+      <w:pPr>
+        <w:ind w:left="720"/>
+      </w:pPr>
+      <w:r>
+        <w:t xml:space="preserve">* </w:t>
+      </w:r>
+      <w:r>
+        <w:rPr>
+          <w:b/>
+        </w:rPr>
+        <w:t>Storage Location</w:t>
       </w:r>
       <w:r>
         <w:t xml:space="preserve">: </w:t>
       </w:r>
-      <w:r>
-        <w:t>https://elearnningcontent.blob.core.windows.net [Microsoft Azure Blob Storage Server]</w:t>
-      </w:r>
-    </w:p>
-    <w:p>
-      <w:pPr>
-        <w:ind w:left="720"/>
-      </w:pPr>
-      <w:r>
-        <w:t xml:space="preserve">* </w:t>
-      </w:r>
-      <w:r>
-        <w:rPr>
-          <w:b/>
-          <w:bCs/>
-        </w:rPr>
-        <w:t>Download Method</w:t>
-      </w:r>
-      <w:r>
-        <w:t xml:space="preserve">: </w:t>
-      </w:r>
-      <w:r>
-        <w:t>Web Browser: Direct Save [Saved pdf directly from browser]</w:t>
-      </w:r>
-    </w:p>
-    <w:p>
-      <w:pPr>
-        <w:ind w:left="720"/>
-      </w:pPr>
-      <w:r>
-        <w:t xml:space="preserve">* </w:t>
-      </w:r>
-      <w:r>
-        <w:rPr>
-          <w:b/>
-          <w:bCs/>
-        </w:rPr>
-        <w:t>Download Format</w:t>
-      </w:r>
-      <w:r>
-        <w:t>: .pdf</w:t>
-      </w:r>
-    </w:p>
-    <w:p>
-      <w:pPr>
-        <w:ind w:left="720"/>
-      </w:pPr>
-      <w:r>
-        <w:t xml:space="preserve">* </w:t>
-      </w:r>
-      <w:r>
-        <w:rPr>
-          <w:b/>
-          <w:bCs/>
-        </w:rPr>
-        <w:t>Download Quality</w:t>
-      </w:r>
-      <w:r>
-        <w:t>: High</w:t>
-      </w:r>
-    </w:p>
-    <w:p>
-      <w:pPr>
-        <w:ind w:left="720"/>
-      </w:pPr>
-      <w:r>
-        <w:t xml:space="preserve">* </w:t>
-      </w:r>
-      <w:r>
-        <w:rPr>
-          <w:b/>
-          <w:bCs/>
-        </w:rPr>
-        <w:t>Download Date</w:t>
-      </w:r>
-      <w:r>
-        <w:t>: 8/1</w:t>
-      </w:r>
-      <w:r>
-        <w:t>4</w:t>
-      </w:r>
-      <w:r>
-        <w:t>/2025</w:t>
-      </w:r>
-    </w:p>
-    <w:p>
-      <w:pPr>
-        <w:ind w:left="720"/>
-      </w:pPr>
-      <w:r>
-        <w:t xml:space="preserve">* </w:t>
-      </w:r>
-      <w:r>
-        <w:rPr>
-          <w:b/>
-        </w:rPr>
-        <w:t>Saved Location</w:t>
-      </w:r>
-      <w:r>
-        <w:t xml:space="preserve">: </w:t>
-      </w:r>
-      <w:r>
-        <w:t>StorageType: Cloud -&gt; Platform: GitHub -&gt; Account: topicsscience -&gt; Repository: kingdomheartsknowledge -&gt; Path: Knowledge/1-Academic/1-school/..</w:t>
-      </w:r>
+      <w:proofErr w:type="spellStart"/>
+      <w:r>
+        <w:t>StorageType</w:t>
+      </w:r>
+      <w:proofErr w:type="spellEnd"/>
+      <w:r>
+        <w:t xml:space="preserve">: Cloud -&gt; Platform: GitHub -&gt; Account: </w:t>
+      </w:r>
+      <w:proofErr w:type="spellStart"/>
+      <w:r>
+        <w:t>topicsscience</w:t>
+      </w:r>
+      <w:proofErr w:type="spellEnd"/>
+      <w:r>
+        <w:t xml:space="preserve"> -&gt; Repository: </w:t>
+      </w:r>
+      <w:proofErr w:type="spellStart"/>
+      <w:r>
+        <w:t>kingdomheartsknowledge</w:t>
+      </w:r>
+      <w:proofErr w:type="spellEnd"/>
+      <w:r>
+        <w:t xml:space="preserve"> -&gt; Path: Knowledge/1-Academic/1-school</w:t>
+      </w:r>
+      <w:proofErr w:type="gramStart"/>
+      <w:r>
+        <w:t>/..</w:t>
+      </w:r>
+      <w:proofErr w:type="gramEnd"/>
     </w:p>
     <w:p>
       <w:pPr>
@@ -295,24 +304,11 @@
       <w:r>
         <w:rPr>
           <w:b/>
-          <w:bCs/>
         </w:rPr>
         <w:t>Notes</w:t>
       </w:r>
       <w:r>
-        <w:t>: Egyptian educational curriculum</w:t>
-      </w:r>
-      <w:r>
-        <w:t>:</w:t>
-      </w:r>
-      <w:r>
-        <w:t xml:space="preserve"> 2025</w:t>
-      </w:r>
-      <w:r>
-        <w:t xml:space="preserve"> - </w:t>
-      </w:r>
-      <w:r>
-        <w:t>2026</w:t>
+        <w:t>: Egyptian educational curriculum: 2025 - 2026</w:t>
       </w:r>
     </w:p>
     <w:p/>
@@ -325,61 +321,47 @@
         </w:numPr>
       </w:pPr>
       <w:r>
-        <w:t xml:space="preserve">* </w:t>
-      </w:r>
-      <w:r>
-        <w:rPr>
-          <w:b/>
+        <w:rPr>
+          <w:b/>
+        </w:rPr>
+        <w:t xml:space="preserve">* Source ID: </w:t>
+      </w:r>
+      <w:r>
+        <w:rPr>
           <w:bCs/>
         </w:rPr>
-        <w:t>Download Name</w:t>
-      </w:r>
-      <w:r>
-        <w:t xml:space="preserve">: </w:t>
-      </w:r>
-      <w:r>
-        <w:t>[</w:t>
-      </w:r>
-      <w:r>
-        <w:t>85b031f9-fa5a-4005-85b7-c6b90360a76e</w:t>
-      </w:r>
-      <w:r>
-        <w:t>.pdf</w:t>
-      </w:r>
-      <w:r>
-        <w:t xml:space="preserve"> </w:t>
-      </w:r>
-      <w:r>
-        <w:t xml:space="preserve">-&gt; </w:t>
-      </w:r>
-      <w:r>
-        <w:t>Discover - English - Kg 2 - First Semester</w:t>
-      </w:r>
-      <w:r>
-        <w:t>.pdf</w:t>
-      </w:r>
-      <w:r>
-        <w:t>]</w:t>
-      </w:r>
-      <w:r>
-        <w:t xml:space="preserve"> [</w:t>
-      </w:r>
-      <w:r>
-        <w:t>Discover - English - Kg 2 - First Semester</w:t>
-      </w:r>
-      <w:r>
-        <w:t>]</w:t>
+        <w:t>1</w:t>
+      </w:r>
+      <w:r>
+        <w:rPr>
+          <w:bCs/>
+        </w:rPr>
+        <w:t>15</w:t>
       </w:r>
       <w:r>
         <w:br/>
-        <w:t xml:space="preserve">* </w:t>
-      </w:r>
-      <w:r>
-        <w:rPr>
-          <w:b/>
-          <w:bCs/>
-        </w:rPr>
-        <w:t>Download Type</w:t>
+      </w:r>
+      <w:r>
+        <w:t xml:space="preserve">* </w:t>
+      </w:r>
+      <w:r>
+        <w:rPr>
+          <w:b/>
+        </w:rPr>
+        <w:t>Content Title</w:t>
+      </w:r>
+      <w:r>
+        <w:t>: [85b031f9-fa5a-4005-85b7-c6b90360a76e.pdf -&gt; Discover - English - Kg 2 - First Semester.pdf] [Discover - English - Kg 2 - First Semester]</w:t>
+      </w:r>
+      <w:r>
+        <w:br/>
+        <w:t xml:space="preserve">* </w:t>
+      </w:r>
+      <w:r>
+        <w:rPr>
+          <w:b/>
+        </w:rPr>
+        <w:t>Content Type</w:t>
       </w:r>
       <w:r>
         <w:t>: Document</w:t>
@@ -395,73 +377,44 @@
       <w:r>
         <w:rPr>
           <w:b/>
-          <w:bCs/>
-        </w:rPr>
-        <w:t>Source Type</w:t>
+        </w:rPr>
+        <w:t>Domain</w:t>
       </w:r>
       <w:r>
         <w:t>: Educational</w:t>
       </w:r>
       <w:r>
         <w:br/>
-      </w:r>
-      <w:r>
-        <w:t xml:space="preserve">* </w:t>
-      </w:r>
-      <w:r>
-        <w:rPr>
-          <w:b/>
-          <w:bCs/>
+        <w:t xml:space="preserve">* </w:t>
+      </w:r>
+      <w:r>
+        <w:rPr>
+          <w:b/>
         </w:rPr>
         <w:t>Source Platform</w:t>
       </w:r>
       <w:r>
-        <w:t xml:space="preserve">: </w:t>
-      </w:r>
-      <w:r>
-        <w:t>Egyptian Ministry of Education – E-Learning Portal (https://moe.gov.eg)</w:t>
-      </w:r>
-    </w:p>
-    <w:p>
-      <w:pPr>
-        <w:ind w:left="720"/>
-        <w:rPr>
-          <w:rtl/>
-          <w:lang w:bidi="ar-EG"/>
-        </w:rPr>
-      </w:pPr>
-      <w:r>
-        <w:t xml:space="preserve">* </w:t>
-      </w:r>
-      <w:r>
-        <w:rPr>
-          <w:b/>
-          <w:bCs/>
-        </w:rPr>
-        <w:t>Download Source</w:t>
-      </w:r>
-      <w:r>
-        <w:t xml:space="preserve">: </w:t>
-      </w:r>
-      <w:hyperlink r:id="rId7" w:history="1">
-        <w:r>
-          <w:rPr>
-            <w:rStyle w:val="Hyperlink"/>
-          </w:rPr>
-          <w:t>https://moe.gov.eg/ar/elearningenterypage/e-learning/?schoolStageId=6959&amp;schoolYearId=7037&amp;schoolTermId=1584&amp;contentTypeId=7597&amp;pageIndex=0&amp;sortBy=0</w:t>
-        </w:r>
-      </w:hyperlink>
-      <w:r>
-        <w:rPr>
-          <w:rFonts w:hint="cs"/>
-          <w:rtl/>
-        </w:rPr>
-        <w:t xml:space="preserve"> </w:t>
-      </w:r>
-      <w:r>
-        <w:t xml:space="preserve">-&gt; </w:t>
-      </w:r>
-      <w:hyperlink r:id="rId8" w:history="1">
+        <w:t>: Egyptian Ministry of Education – E-Learning Portal (https://moe.gov.eg)</w:t>
+      </w:r>
+    </w:p>
+    <w:p>
+      <w:pPr>
+        <w:ind w:left="720"/>
+      </w:pPr>
+      <w:r>
+        <w:lastRenderedPageBreak/>
+        <w:t xml:space="preserve">* </w:t>
+      </w:r>
+      <w:r>
+        <w:rPr>
+          <w:b/>
+        </w:rPr>
+        <w:t>Source Reference</w:t>
+      </w:r>
+      <w:r>
+        <w:t xml:space="preserve">: https://moe.gov.eg/ar/elearningenterypage/e-learning/?schoolStageId=6959&amp;schoolYearId=7037&amp;schoolTermId=1584&amp;contentTypeId=7597&amp;pageIndex=0&amp;sortBy=0 -&gt; </w:t>
+      </w:r>
+      <w:hyperlink r:id="rId6" w:history="1">
         <w:r>
           <w:rPr>
             <w:rStyle w:val="Hyperlink"/>
@@ -471,9 +424,6 @@
       </w:hyperlink>
       <w:r>
         <w:br/>
-      </w:r>
-      <w:r>
-        <w:lastRenderedPageBreak/>
         <w:t xml:space="preserve">* </w:t>
       </w:r>
       <w:r>
@@ -481,116 +431,173 @@
           <w:b/>
           <w:bCs/>
         </w:rPr>
-        <w:t xml:space="preserve">Download </w:t>
+        <w:t>Source Type</w:t>
+      </w:r>
+      <w:r>
+        <w:t xml:space="preserve">: </w:t>
+      </w:r>
+      <w:r>
+        <w:t>Downloaded</w:t>
+      </w:r>
+    </w:p>
+    <w:p>
+      <w:pPr>
+        <w:ind w:left="720"/>
+      </w:pPr>
+      <w:r>
+        <w:t xml:space="preserve">* </w:t>
       </w:r>
       <w:r>
         <w:rPr>
           <w:b/>
           <w:bCs/>
         </w:rPr>
-        <w:t>Server / Mirror</w:t>
+        <w:t>Source Nature:</w:t>
+      </w:r>
+      <w:r>
+        <w:t xml:space="preserve"> </w:t>
+      </w:r>
+      <w:r>
+        <w:t>D</w:t>
+      </w:r>
+      <w:r>
+        <w:t>igital</w:t>
+      </w:r>
+    </w:p>
+    <w:p>
+      <w:pPr>
+        <w:ind w:left="720"/>
+        <w:rPr>
+          <w:rtl/>
+          <w:lang w:bidi="ar-EG"/>
+        </w:rPr>
+      </w:pPr>
+      <w:r>
+        <w:t xml:space="preserve">* </w:t>
+      </w:r>
+      <w:r>
+        <w:rPr>
+          <w:b/>
+        </w:rPr>
+        <w:t>Storage Host</w:t>
+      </w:r>
+      <w:r>
+        <w:t>: https://elearnningcontent.blob.core.windows.net [Microsoft Azure Blob Storage Server]</w:t>
+      </w:r>
+    </w:p>
+    <w:p>
+      <w:pPr>
+        <w:ind w:left="720"/>
+      </w:pPr>
+      <w:r>
+        <w:t xml:space="preserve">* </w:t>
+      </w:r>
+      <w:r>
+        <w:rPr>
+          <w:b/>
+        </w:rPr>
+        <w:t>Acquisition Method</w:t>
+      </w:r>
+      <w:r>
+        <w:t>: Web Browser: Direct Save [Saved pdf directly from browser]</w:t>
+      </w:r>
+    </w:p>
+    <w:p>
+      <w:pPr>
+        <w:ind w:left="720"/>
+      </w:pPr>
+      <w:r>
+        <w:t xml:space="preserve">* </w:t>
+      </w:r>
+      <w:r>
+        <w:rPr>
+          <w:b/>
+        </w:rPr>
+        <w:t>File Format</w:t>
+      </w:r>
+      <w:r>
+        <w:t>: .pdf</w:t>
+      </w:r>
+    </w:p>
+    <w:p>
+      <w:pPr>
+        <w:ind w:left="720"/>
+      </w:pPr>
+      <w:r>
+        <w:t xml:space="preserve">* </w:t>
+      </w:r>
+      <w:r>
+        <w:rPr>
+          <w:b/>
+        </w:rPr>
+        <w:t>Content Quality</w:t>
+      </w:r>
+      <w:r>
+        <w:t>: High</w:t>
+      </w:r>
+    </w:p>
+    <w:p>
+      <w:pPr>
+        <w:ind w:left="720"/>
+      </w:pPr>
+      <w:r>
+        <w:t xml:space="preserve">* </w:t>
+      </w:r>
+      <w:r>
+        <w:rPr>
+          <w:b/>
+        </w:rPr>
+        <w:t>Acquisition Date</w:t>
+      </w:r>
+      <w:r>
+        <w:t>: 8/14/2025</w:t>
+      </w:r>
+    </w:p>
+    <w:p>
+      <w:pPr>
+        <w:ind w:left="720"/>
+      </w:pPr>
+      <w:r>
+        <w:t xml:space="preserve">* </w:t>
+      </w:r>
+      <w:r>
+        <w:rPr>
+          <w:b/>
+        </w:rPr>
+        <w:t>Storage Location</w:t>
       </w:r>
       <w:r>
         <w:t xml:space="preserve">: </w:t>
       </w:r>
-      <w:r>
-        <w:t>https://elearnningcontent.blob.core.windows.net [Microsoft Azure Blob Storage Server]</w:t>
-      </w:r>
-    </w:p>
-    <w:p>
-      <w:pPr>
-        <w:ind w:left="720"/>
-      </w:pPr>
-      <w:r>
-        <w:t xml:space="preserve">* </w:t>
-      </w:r>
-      <w:r>
-        <w:rPr>
-          <w:b/>
-          <w:bCs/>
-        </w:rPr>
-        <w:t>Download Method</w:t>
-      </w:r>
-      <w:r>
-        <w:t xml:space="preserve">: </w:t>
-      </w:r>
-      <w:r>
-        <w:t>Web Browser: Direct Save [Saved pdf directly from browser]</w:t>
-      </w:r>
-    </w:p>
-    <w:p>
-      <w:pPr>
-        <w:ind w:left="720"/>
-      </w:pPr>
-      <w:r>
-        <w:t xml:space="preserve">* </w:t>
-      </w:r>
-      <w:r>
-        <w:rPr>
-          <w:b/>
-          <w:bCs/>
-        </w:rPr>
-        <w:t>Download Format</w:t>
-      </w:r>
-      <w:r>
-        <w:t>: .pdf</w:t>
-      </w:r>
-    </w:p>
-    <w:p>
-      <w:pPr>
-        <w:ind w:left="720"/>
-      </w:pPr>
-      <w:r>
-        <w:t xml:space="preserve">* </w:t>
-      </w:r>
-      <w:r>
-        <w:rPr>
-          <w:b/>
-          <w:bCs/>
-        </w:rPr>
-        <w:t>Download Quality</w:t>
-      </w:r>
-      <w:r>
-        <w:t>: High</w:t>
-      </w:r>
-    </w:p>
-    <w:p>
-      <w:pPr>
-        <w:ind w:left="720"/>
-      </w:pPr>
-      <w:r>
-        <w:t xml:space="preserve">* </w:t>
-      </w:r>
-      <w:r>
-        <w:rPr>
-          <w:b/>
-          <w:bCs/>
-        </w:rPr>
-        <w:t>Download Date</w:t>
-      </w:r>
-      <w:r>
-        <w:t>: 8/14/2025</w:t>
-      </w:r>
-    </w:p>
-    <w:p>
-      <w:pPr>
-        <w:ind w:left="720"/>
-      </w:pPr>
-      <w:r>
-        <w:t xml:space="preserve">* </w:t>
-      </w:r>
-      <w:r>
-        <w:rPr>
-          <w:b/>
-        </w:rPr>
-        <w:t>Saved Location</w:t>
-      </w:r>
-      <w:r>
-        <w:t xml:space="preserve">: </w:t>
-      </w:r>
-      <w:r>
-        <w:t>StorageType: Cloud -&gt; Platform: GitHub -&gt; Account: topicsscience -&gt; Repository: kingdomheartsknowledge -&gt; Path: Knowledge/1-Academic/1-school/..</w:t>
-      </w:r>
+      <w:proofErr w:type="spellStart"/>
+      <w:r>
+        <w:t>StorageType</w:t>
+      </w:r>
+      <w:proofErr w:type="spellEnd"/>
+      <w:r>
+        <w:t xml:space="preserve">: Cloud -&gt; Platform: GitHub -&gt; Account: </w:t>
+      </w:r>
+      <w:proofErr w:type="spellStart"/>
+      <w:r>
+        <w:t>topicsscience</w:t>
+      </w:r>
+      <w:proofErr w:type="spellEnd"/>
+      <w:r>
+        <w:t xml:space="preserve"> -&gt; Repository: </w:t>
+      </w:r>
+      <w:proofErr w:type="spellStart"/>
+      <w:r>
+        <w:t>kingdomheartsknowledge</w:t>
+      </w:r>
+      <w:proofErr w:type="spellEnd"/>
+      <w:r>
+        <w:t xml:space="preserve"> -&gt; Path: Knowledge/1-Academic/1-school</w:t>
+      </w:r>
+      <w:proofErr w:type="gramStart"/>
+      <w:r>
+        <w:t>/..</w:t>
+      </w:r>
+      <w:proofErr w:type="gramEnd"/>
     </w:p>
     <w:p>
       <w:pPr>
@@ -602,24 +609,11 @@
       <w:r>
         <w:rPr>
           <w:b/>
-          <w:bCs/>
         </w:rPr>
         <w:t>Notes</w:t>
       </w:r>
       <w:r>
-        <w:t>: Egyptian educational curriculum</w:t>
-      </w:r>
-      <w:r>
-        <w:t>:</w:t>
-      </w:r>
-      <w:r>
-        <w:t xml:space="preserve"> 2025</w:t>
-      </w:r>
-      <w:r>
-        <w:t xml:space="preserve"> - </w:t>
-      </w:r>
-      <w:r>
-        <w:t>2026</w:t>
+        <w:t>: Egyptian educational curriculum: 2025 - 2026</w:t>
       </w:r>
     </w:p>
     <w:p>
@@ -638,52 +632,24 @@
         </w:numPr>
       </w:pPr>
       <w:r>
-        <w:t xml:space="preserve">* </w:t>
-      </w:r>
-      <w:r>
-        <w:rPr>
-          <w:b/>
+        <w:rPr>
+          <w:b/>
+        </w:rPr>
+        <w:t xml:space="preserve">* Source ID: </w:t>
+      </w:r>
+      <w:r>
+        <w:rPr>
           <w:bCs/>
         </w:rPr>
-        <w:t>Download Name</w:t>
-      </w:r>
-      <w:r>
-        <w:t xml:space="preserve">: </w:t>
-      </w:r>
-      <w:r>
-        <w:t>[</w:t>
-      </w:r>
-      <w:r>
-        <w:t>c4e3156a-300b-4249-a277-677838c6806c</w:t>
-      </w:r>
-      <w:r>
-        <w:t>.pdf</w:t>
-      </w:r>
-      <w:r>
-        <w:t xml:space="preserve"> </w:t>
-      </w:r>
-      <w:r>
-        <w:t xml:space="preserve">-&gt; </w:t>
-      </w:r>
-      <w:r>
-        <w:t>Discover - French - Kg 2 - First Semester</w:t>
-      </w:r>
-      <w:r>
-        <w:t>.pdf</w:t>
-      </w:r>
-      <w:r>
-        <w:t>] [</w:t>
-      </w:r>
-      <w:r>
-        <w:t>Discover - French - Kg 2 - First Semester</w:t>
-      </w:r>
-      <w:r>
-        <w:t>]</w:t>
-      </w:r>
-      <w:r>
-        <w:rPr>
-          <w:rtl/>
-        </w:rPr>
+        <w:t>1</w:t>
+      </w:r>
+      <w:r>
+        <w:rPr>
+          <w:bCs/>
+        </w:rPr>
+        <w:t>16</w:t>
+      </w:r>
+      <w:r>
         <w:br/>
       </w:r>
       <w:r>
@@ -692,9 +658,21 @@
       <w:r>
         <w:rPr>
           <w:b/>
-          <w:bCs/>
-        </w:rPr>
-        <w:t>Download Type</w:t>
+        </w:rPr>
+        <w:t>Content Title</w:t>
+      </w:r>
+      <w:r>
+        <w:t>: [c4e3156a-300b-4249-a277-677838c6806c.pdf -&gt; Discover - French - Kg 2 - First Semester.pdf] [Discover - French - Kg 2 - First Semester]</w:t>
+      </w:r>
+      <w:r>
+        <w:br/>
+        <w:t xml:space="preserve">* </w:t>
+      </w:r>
+      <w:r>
+        <w:rPr>
+          <w:b/>
+        </w:rPr>
+        <w:t>Content Type</w:t>
       </w:r>
       <w:r>
         <w:t>: Document</w:t>
@@ -710,73 +688,43 @@
       <w:r>
         <w:rPr>
           <w:b/>
-          <w:bCs/>
-        </w:rPr>
-        <w:t>Source Type</w:t>
+        </w:rPr>
+        <w:t>Domain</w:t>
       </w:r>
       <w:r>
         <w:t>: Educational</w:t>
       </w:r>
       <w:r>
         <w:br/>
-      </w:r>
-      <w:r>
-        <w:t xml:space="preserve">* </w:t>
-      </w:r>
-      <w:r>
-        <w:rPr>
-          <w:b/>
-          <w:bCs/>
+        <w:t xml:space="preserve">* </w:t>
+      </w:r>
+      <w:r>
+        <w:rPr>
+          <w:b/>
         </w:rPr>
         <w:t>Source Platform</w:t>
       </w:r>
       <w:r>
-        <w:t xml:space="preserve">: </w:t>
-      </w:r>
-      <w:r>
-        <w:t>Egyptian Ministry of Education – E-Learning Portal (https://moe.gov.eg)</w:t>
-      </w:r>
-    </w:p>
-    <w:p>
-      <w:pPr>
-        <w:ind w:left="720"/>
-        <w:rPr>
-          <w:rtl/>
-          <w:lang w:bidi="ar-EG"/>
-        </w:rPr>
-      </w:pPr>
-      <w:r>
-        <w:t xml:space="preserve">* </w:t>
-      </w:r>
-      <w:r>
-        <w:rPr>
-          <w:b/>
-          <w:bCs/>
-        </w:rPr>
-        <w:t>Download Source</w:t>
-      </w:r>
-      <w:r>
-        <w:t xml:space="preserve">: </w:t>
-      </w:r>
-      <w:hyperlink r:id="rId9" w:history="1">
-        <w:r>
-          <w:rPr>
-            <w:rStyle w:val="Hyperlink"/>
-          </w:rPr>
-          <w:t>https://moe.gov.eg/ar/elearningenterypage/e-learning/?schoolStageId=6959&amp;schoolYearId=7037&amp;schoolTermId=1584&amp;contentTypeId=7597&amp;pageIndex=0&amp;sortBy=0</w:t>
-        </w:r>
-      </w:hyperlink>
-      <w:r>
-        <w:rPr>
-          <w:rFonts w:hint="cs"/>
-          <w:rtl/>
-        </w:rPr>
-        <w:t xml:space="preserve"> </w:t>
-      </w:r>
-      <w:r>
-        <w:t xml:space="preserve">-&gt; </w:t>
-      </w:r>
-      <w:hyperlink r:id="rId10" w:history="1">
+        <w:t>: Egyptian Ministry of Education – E-Learning Portal (https://moe.gov.eg)</w:t>
+      </w:r>
+    </w:p>
+    <w:p>
+      <w:pPr>
+        <w:ind w:left="720"/>
+      </w:pPr>
+      <w:r>
+        <w:t xml:space="preserve">* </w:t>
+      </w:r>
+      <w:r>
+        <w:rPr>
+          <w:b/>
+        </w:rPr>
+        <w:t>Source Reference</w:t>
+      </w:r>
+      <w:r>
+        <w:t xml:space="preserve">: https://moe.gov.eg/ar/elearningenterypage/e-learning/?schoolStageId=6959&amp;schoolYearId=7037&amp;schoolTermId=1584&amp;contentTypeId=7597&amp;pageIndex=0&amp;sortBy=0 -&gt; </w:t>
+      </w:r>
+      <w:hyperlink r:id="rId7" w:history="1">
         <w:r>
           <w:rPr>
             <w:rStyle w:val="Hyperlink"/>
@@ -785,136 +733,185 @@
         </w:r>
       </w:hyperlink>
       <w:r>
-        <w:rPr>
-          <w:rFonts w:hint="cs"/>
+        <w:br/>
+        <w:t xml:space="preserve">* </w:t>
+      </w:r>
+      <w:r>
+        <w:rPr>
+          <w:b/>
+          <w:bCs/>
+        </w:rPr>
+        <w:t>Source Type</w:t>
+      </w:r>
+      <w:r>
+        <w:t xml:space="preserve">: </w:t>
+      </w:r>
+      <w:r>
+        <w:t>Downloaded</w:t>
+      </w:r>
+    </w:p>
+    <w:p>
+      <w:pPr>
+        <w:ind w:left="720"/>
+      </w:pPr>
+      <w:r>
+        <w:t xml:space="preserve">* </w:t>
+      </w:r>
+      <w:r>
+        <w:rPr>
+          <w:b/>
+          <w:bCs/>
+        </w:rPr>
+        <w:t>Source Nature:</w:t>
+      </w:r>
+      <w:r>
+        <w:t xml:space="preserve"> </w:t>
+      </w:r>
+      <w:r>
+        <w:t>D</w:t>
+      </w:r>
+      <w:r>
+        <w:t>igital</w:t>
+      </w:r>
+      <w:r>
+        <w:t xml:space="preserve"> </w:t>
+      </w:r>
+    </w:p>
+    <w:p>
+      <w:pPr>
+        <w:ind w:left="720"/>
+        <w:rPr>
           <w:rtl/>
-        </w:rPr>
-        <w:t xml:space="preserve"> </w:t>
-      </w:r>
-      <w:r>
-        <w:rPr>
-          <w:rtl/>
-        </w:rPr>
-        <w:br/>
-      </w:r>
-      <w:r>
-        <w:t xml:space="preserve">* </w:t>
-      </w:r>
-      <w:r>
-        <w:rPr>
-          <w:b/>
-          <w:bCs/>
-        </w:rPr>
-        <w:t xml:space="preserve">Download </w:t>
-      </w:r>
-      <w:r>
-        <w:rPr>
-          <w:b/>
-          <w:bCs/>
-        </w:rPr>
-        <w:t>Server / Mirror</w:t>
+          <w:lang w:bidi="ar-EG"/>
+        </w:rPr>
+      </w:pPr>
+      <w:r>
+        <w:lastRenderedPageBreak/>
+        <w:t xml:space="preserve">* </w:t>
+      </w:r>
+      <w:r>
+        <w:rPr>
+          <w:b/>
+        </w:rPr>
+        <w:t>Storage Host</w:t>
+      </w:r>
+      <w:r>
+        <w:t>: https://elearnningcontent.blob.core.windows.net [Microsoft Azure Blob Storage Server]</w:t>
+      </w:r>
+    </w:p>
+    <w:p>
+      <w:pPr>
+        <w:ind w:left="720"/>
+      </w:pPr>
+      <w:r>
+        <w:t xml:space="preserve">* </w:t>
+      </w:r>
+      <w:r>
+        <w:rPr>
+          <w:b/>
+        </w:rPr>
+        <w:t>Acquisition Method</w:t>
+      </w:r>
+      <w:r>
+        <w:t>: Web Browser: Direct Save [Saved pdf directly from browser]</w:t>
+      </w:r>
+    </w:p>
+    <w:p>
+      <w:pPr>
+        <w:ind w:left="720"/>
+      </w:pPr>
+      <w:r>
+        <w:t xml:space="preserve">* </w:t>
+      </w:r>
+      <w:r>
+        <w:rPr>
+          <w:b/>
+        </w:rPr>
+        <w:t>File Format</w:t>
+      </w:r>
+      <w:r>
+        <w:t>: .pdf</w:t>
+      </w:r>
+    </w:p>
+    <w:p>
+      <w:pPr>
+        <w:ind w:left="720"/>
+      </w:pPr>
+      <w:r>
+        <w:t xml:space="preserve">* </w:t>
+      </w:r>
+      <w:r>
+        <w:rPr>
+          <w:b/>
+        </w:rPr>
+        <w:t>Content Quality</w:t>
+      </w:r>
+      <w:r>
+        <w:t>: High</w:t>
+      </w:r>
+    </w:p>
+    <w:p>
+      <w:pPr>
+        <w:ind w:left="720"/>
+      </w:pPr>
+      <w:r>
+        <w:t xml:space="preserve">* </w:t>
+      </w:r>
+      <w:r>
+        <w:rPr>
+          <w:b/>
+        </w:rPr>
+        <w:t>Acquisition Date</w:t>
+      </w:r>
+      <w:r>
+        <w:t>: 8/14/2025</w:t>
+      </w:r>
+    </w:p>
+    <w:p>
+      <w:pPr>
+        <w:ind w:left="720"/>
+      </w:pPr>
+      <w:r>
+        <w:t xml:space="preserve">* </w:t>
+      </w:r>
+      <w:r>
+        <w:rPr>
+          <w:b/>
+        </w:rPr>
+        <w:t>Storage Location</w:t>
       </w:r>
       <w:r>
         <w:t xml:space="preserve">: </w:t>
       </w:r>
-      <w:r>
-        <w:t>https://elearnningcontent.blob.core.windows.net [Microsoft Azure Blob Storage Server]</w:t>
-      </w:r>
-    </w:p>
-    <w:p>
-      <w:pPr>
-        <w:ind w:left="720"/>
-      </w:pPr>
-      <w:r>
-        <w:t xml:space="preserve">* </w:t>
-      </w:r>
-      <w:r>
-        <w:rPr>
-          <w:b/>
-          <w:bCs/>
-        </w:rPr>
-        <w:t>Download Method</w:t>
-      </w:r>
-      <w:r>
-        <w:t xml:space="preserve">: </w:t>
-      </w:r>
-      <w:r>
-        <w:t>Web Browser: Direct Save [Saved pdf directly from browser]</w:t>
-      </w:r>
-    </w:p>
-    <w:p>
-      <w:pPr>
-        <w:ind w:left="720"/>
-      </w:pPr>
-      <w:r>
-        <w:t xml:space="preserve">* </w:t>
-      </w:r>
-      <w:r>
-        <w:rPr>
-          <w:b/>
-          <w:bCs/>
-        </w:rPr>
-        <w:t>Download Format</w:t>
-      </w:r>
-      <w:r>
-        <w:t>: .pdf</w:t>
-      </w:r>
-    </w:p>
-    <w:p>
-      <w:pPr>
-        <w:ind w:left="720"/>
-      </w:pPr>
-      <w:r>
-        <w:t xml:space="preserve">* </w:t>
-      </w:r>
-      <w:r>
-        <w:rPr>
-          <w:b/>
-          <w:bCs/>
-        </w:rPr>
-        <w:t>Download Quality</w:t>
-      </w:r>
-      <w:r>
-        <w:t>: High</w:t>
-      </w:r>
-    </w:p>
-    <w:p>
-      <w:pPr>
-        <w:ind w:left="720"/>
-      </w:pPr>
-      <w:r>
-        <w:t xml:space="preserve">* </w:t>
-      </w:r>
-      <w:r>
-        <w:rPr>
-          <w:b/>
-          <w:bCs/>
-        </w:rPr>
-        <w:t>Download Date</w:t>
-      </w:r>
-      <w:r>
-        <w:t>: 8/14/2025</w:t>
-      </w:r>
-    </w:p>
-    <w:p>
-      <w:pPr>
-        <w:ind w:left="720"/>
-      </w:pPr>
-      <w:r>
-        <w:t xml:space="preserve">* </w:t>
-      </w:r>
-      <w:r>
-        <w:rPr>
-          <w:b/>
-        </w:rPr>
-        <w:t>Saved Location</w:t>
-      </w:r>
-      <w:r>
-        <w:t xml:space="preserve">: </w:t>
-      </w:r>
-      <w:r>
-        <w:t>StorageType: Cloud -&gt; Platform: GitHub -&gt; Account: topicsscience -&gt; Repository: kingdomheartsknowledge -&gt; Path: Knowledge/1-Academic/1-school/..</w:t>
-      </w:r>
+      <w:proofErr w:type="spellStart"/>
+      <w:r>
+        <w:t>StorageType</w:t>
+      </w:r>
+      <w:proofErr w:type="spellEnd"/>
+      <w:r>
+        <w:t xml:space="preserve">: Cloud -&gt; Platform: GitHub -&gt; Account: </w:t>
+      </w:r>
+      <w:proofErr w:type="spellStart"/>
+      <w:r>
+        <w:t>topicsscience</w:t>
+      </w:r>
+      <w:proofErr w:type="spellEnd"/>
+      <w:r>
+        <w:t xml:space="preserve"> -&gt; Repository: </w:t>
+      </w:r>
+      <w:proofErr w:type="spellStart"/>
+      <w:r>
+        <w:t>kingdomheartsknowledge</w:t>
+      </w:r>
+      <w:proofErr w:type="spellEnd"/>
+      <w:r>
+        <w:t xml:space="preserve"> -&gt; Path: Knowledge/1-Academic/1-school</w:t>
+      </w:r>
+      <w:proofErr w:type="gramStart"/>
+      <w:r>
+        <w:t>/..</w:t>
+      </w:r>
+      <w:proofErr w:type="gramEnd"/>
     </w:p>
     <w:p>
       <w:pPr>
@@ -926,32 +923,15 @@
       <w:r>
         <w:rPr>
           <w:b/>
-          <w:bCs/>
         </w:rPr>
         <w:t>Notes</w:t>
       </w:r>
       <w:r>
-        <w:t>: Egyptian educational curriculum</w:t>
-      </w:r>
-      <w:r>
-        <w:t>:</w:t>
-      </w:r>
-      <w:r>
-        <w:t xml:space="preserve"> 2025</w:t>
-      </w:r>
-      <w:r>
-        <w:t xml:space="preserve"> - </w:t>
-      </w:r>
-      <w:r>
-        <w:t>2026</w:t>
-      </w:r>
-    </w:p>
-    <w:p>
-      <w:r>
-        <w:rPr>
-          <w:rtl/>
-        </w:rPr>
-        <w:lastRenderedPageBreak/>
+        <w:t>: Egyptian educational curriculum: 2025 - 2026</w:t>
+      </w:r>
+    </w:p>
+    <w:p>
+      <w:r>
         <w:tab/>
       </w:r>
     </w:p>
@@ -964,47 +944,22 @@
         </w:numPr>
       </w:pPr>
       <w:r>
-        <w:t xml:space="preserve">* </w:t>
-      </w:r>
-      <w:r>
-        <w:rPr>
-          <w:b/>
+        <w:rPr>
+          <w:b/>
+        </w:rPr>
+        <w:t xml:space="preserve">* Source ID: </w:t>
+      </w:r>
+      <w:r>
+        <w:rPr>
           <w:bCs/>
         </w:rPr>
-        <w:t>Download Name</w:t>
-      </w:r>
-      <w:r>
-        <w:t xml:space="preserve">: </w:t>
-      </w:r>
-      <w:r>
-        <w:t>[</w:t>
-      </w:r>
-      <w:r>
-        <w:t>a8fe883f-9512-48b8-82f1-923479709c89</w:t>
-      </w:r>
-      <w:r>
-        <w:t>.pdf</w:t>
-      </w:r>
-      <w:r>
-        <w:t xml:space="preserve"> </w:t>
-      </w:r>
-      <w:r>
-        <w:t xml:space="preserve">-&gt; </w:t>
-      </w:r>
-      <w:r>
-        <w:t>Arabic - Kg 2 - First Semester</w:t>
-      </w:r>
-      <w:r>
-        <w:t>.pdf</w:t>
-      </w:r>
-      <w:r>
-        <w:t>] [</w:t>
-      </w:r>
-      <w:r>
-        <w:t>Arabic - Kg 2 - First Semester</w:t>
-      </w:r>
-      <w:r>
-        <w:t>]</w:t>
+        <w:t>1</w:t>
+      </w:r>
+      <w:r>
+        <w:rPr>
+          <w:bCs/>
+        </w:rPr>
+        <w:t>17</w:t>
       </w:r>
       <w:r>
         <w:br/>
@@ -1015,9 +970,21 @@
       <w:r>
         <w:rPr>
           <w:b/>
-          <w:bCs/>
-        </w:rPr>
-        <w:t>Download Type</w:t>
+        </w:rPr>
+        <w:t>Content Title</w:t>
+      </w:r>
+      <w:r>
+        <w:t>: [a8fe883f-9512-48b8-82f1-923479709c89.pdf -&gt; Arabic - Kg 2 - First Semester.pdf] [Arabic - Kg 2 - First Semester]</w:t>
+      </w:r>
+      <w:r>
+        <w:br/>
+        <w:t xml:space="preserve">* </w:t>
+      </w:r>
+      <w:r>
+        <w:rPr>
+          <w:b/>
+        </w:rPr>
+        <w:t>Content Type</w:t>
       </w:r>
       <w:r>
         <w:t>: Document</w:t>
@@ -1033,73 +1000,43 @@
       <w:r>
         <w:rPr>
           <w:b/>
-          <w:bCs/>
-        </w:rPr>
-        <w:t>Source Type</w:t>
+        </w:rPr>
+        <w:t>Domain</w:t>
       </w:r>
       <w:r>
         <w:t>: Educational</w:t>
       </w:r>
       <w:r>
         <w:br/>
-      </w:r>
-      <w:r>
-        <w:t xml:space="preserve">* </w:t>
-      </w:r>
-      <w:r>
-        <w:rPr>
-          <w:b/>
-          <w:bCs/>
+        <w:t xml:space="preserve">* </w:t>
+      </w:r>
+      <w:r>
+        <w:rPr>
+          <w:b/>
         </w:rPr>
         <w:t>Source Platform</w:t>
       </w:r>
       <w:r>
-        <w:t xml:space="preserve">: </w:t>
-      </w:r>
-      <w:r>
-        <w:t>Egyptian Ministry of Education – E-Learning Portal (https://moe.gov.eg)</w:t>
-      </w:r>
-    </w:p>
-    <w:p>
-      <w:pPr>
-        <w:ind w:left="720"/>
-        <w:rPr>
-          <w:rtl/>
-          <w:lang w:bidi="ar-EG"/>
-        </w:rPr>
-      </w:pPr>
-      <w:r>
-        <w:t xml:space="preserve">* </w:t>
-      </w:r>
-      <w:r>
-        <w:rPr>
-          <w:b/>
-          <w:bCs/>
-        </w:rPr>
-        <w:t>Download Source</w:t>
-      </w:r>
-      <w:r>
-        <w:t xml:space="preserve">: </w:t>
-      </w:r>
-      <w:hyperlink r:id="rId11" w:history="1">
-        <w:r>
-          <w:rPr>
-            <w:rStyle w:val="Hyperlink"/>
-          </w:rPr>
-          <w:t>https://moe.gov.eg/ar/elearningenterypage/e-learning/?schoolStageId=6959&amp;schoolYearId=7037&amp;schoolTermId=1584&amp;contentTypeId=7597&amp;pageIndex=0&amp;sortBy=0</w:t>
-        </w:r>
-      </w:hyperlink>
-      <w:r>
-        <w:rPr>
-          <w:rFonts w:hint="cs"/>
-          <w:rtl/>
-        </w:rPr>
-        <w:t xml:space="preserve"> </w:t>
-      </w:r>
-      <w:r>
-        <w:t xml:space="preserve">-&gt; </w:t>
-      </w:r>
-      <w:hyperlink r:id="rId12" w:history="1">
+        <w:t>: Egyptian Ministry of Education – E-Learning Portal (https://moe.gov.eg)</w:t>
+      </w:r>
+    </w:p>
+    <w:p>
+      <w:pPr>
+        <w:ind w:left="720"/>
+      </w:pPr>
+      <w:r>
+        <w:t xml:space="preserve">* </w:t>
+      </w:r>
+      <w:r>
+        <w:rPr>
+          <w:b/>
+        </w:rPr>
+        <w:t>Source Reference</w:t>
+      </w:r>
+      <w:r>
+        <w:t xml:space="preserve">: https://moe.gov.eg/ar/elearningenterypage/e-learning/?schoolStageId=6959&amp;schoolYearId=7037&amp;schoolTermId=1584&amp;contentTypeId=7597&amp;pageIndex=0&amp;sortBy=0 -&gt; </w:t>
+      </w:r>
+      <w:hyperlink r:id="rId8" w:history="1">
         <w:r>
           <w:rPr>
             <w:rStyle w:val="Hyperlink"/>
@@ -1108,132 +1045,185 @@
         </w:r>
       </w:hyperlink>
       <w:r>
+        <w:br/>
+        <w:t xml:space="preserve">* </w:t>
+      </w:r>
+      <w:r>
+        <w:rPr>
+          <w:b/>
+          <w:bCs/>
+        </w:rPr>
+        <w:t>Source Type</w:t>
+      </w:r>
+      <w:r>
+        <w:t xml:space="preserve">: </w:t>
+      </w:r>
+      <w:r>
+        <w:t>Downloaded</w:t>
+      </w:r>
+    </w:p>
+    <w:p>
+      <w:pPr>
+        <w:ind w:left="720"/>
+      </w:pPr>
+      <w:r>
+        <w:t xml:space="preserve">* </w:t>
+      </w:r>
+      <w:r>
+        <w:rPr>
+          <w:b/>
+          <w:bCs/>
+        </w:rPr>
+        <w:t>Source Nature:</w:t>
+      </w:r>
+      <w:r>
         <w:t xml:space="preserve"> </w:t>
       </w:r>
       <w:r>
+        <w:t>D</w:t>
+      </w:r>
+      <w:r>
+        <w:t>igital</w:t>
+      </w:r>
+      <w:r>
+        <w:t xml:space="preserve"> </w:t>
+      </w:r>
+    </w:p>
+    <w:p>
+      <w:pPr>
+        <w:ind w:left="720"/>
         <w:rPr>
           <w:rtl/>
-        </w:rPr>
-        <w:br/>
-      </w:r>
-      <w:r>
-        <w:t xml:space="preserve">* </w:t>
-      </w:r>
-      <w:r>
-        <w:rPr>
-          <w:b/>
-          <w:bCs/>
-        </w:rPr>
-        <w:t xml:space="preserve">Download </w:t>
-      </w:r>
-      <w:r>
-        <w:rPr>
-          <w:b/>
-          <w:bCs/>
-        </w:rPr>
-        <w:t>Server / Mirror</w:t>
+          <w:lang w:bidi="ar-EG"/>
+        </w:rPr>
+      </w:pPr>
+      <w:r>
+        <w:t xml:space="preserve">* </w:t>
+      </w:r>
+      <w:r>
+        <w:rPr>
+          <w:b/>
+        </w:rPr>
+        <w:t>Storage Host</w:t>
+      </w:r>
+      <w:r>
+        <w:t>: https://elearnningcontent.blob.core.windows.net [Microsoft Azure Blob Storage Server]</w:t>
+      </w:r>
+    </w:p>
+    <w:p>
+      <w:pPr>
+        <w:ind w:left="720"/>
+      </w:pPr>
+      <w:r>
+        <w:t xml:space="preserve">* </w:t>
+      </w:r>
+      <w:r>
+        <w:rPr>
+          <w:b/>
+        </w:rPr>
+        <w:t>Acquisition Method</w:t>
+      </w:r>
+      <w:r>
+        <w:t>: Web Browser: Direct Save [Saved pdf directly from browser]</w:t>
+      </w:r>
+    </w:p>
+    <w:p>
+      <w:pPr>
+        <w:ind w:left="720"/>
+      </w:pPr>
+      <w:r>
+        <w:t xml:space="preserve">* </w:t>
+      </w:r>
+      <w:r>
+        <w:rPr>
+          <w:b/>
+        </w:rPr>
+        <w:t>File Format</w:t>
+      </w:r>
+      <w:r>
+        <w:t>: .pdf</w:t>
+      </w:r>
+    </w:p>
+    <w:p>
+      <w:pPr>
+        <w:ind w:left="720"/>
+      </w:pPr>
+      <w:r>
+        <w:t xml:space="preserve">* </w:t>
+      </w:r>
+      <w:r>
+        <w:rPr>
+          <w:b/>
+        </w:rPr>
+        <w:t>Content Quality</w:t>
+      </w:r>
+      <w:r>
+        <w:t>: High</w:t>
+      </w:r>
+    </w:p>
+    <w:p>
+      <w:pPr>
+        <w:ind w:left="720"/>
+      </w:pPr>
+      <w:r>
+        <w:t xml:space="preserve">* </w:t>
+      </w:r>
+      <w:r>
+        <w:rPr>
+          <w:b/>
+        </w:rPr>
+        <w:t>Acquisition Date</w:t>
+      </w:r>
+      <w:r>
+        <w:t>: 8/14/2025</w:t>
+      </w:r>
+    </w:p>
+    <w:p>
+      <w:pPr>
+        <w:ind w:left="720"/>
+      </w:pPr>
+      <w:r>
+        <w:lastRenderedPageBreak/>
+        <w:t xml:space="preserve">* </w:t>
+      </w:r>
+      <w:r>
+        <w:rPr>
+          <w:b/>
+        </w:rPr>
+        <w:t>Storage Location</w:t>
       </w:r>
       <w:r>
         <w:t xml:space="preserve">: </w:t>
       </w:r>
-      <w:r>
-        <w:t>https://elearnningcontent.blob.core.windows.net [Microsoft Azure Blob Storage Server]</w:t>
-      </w:r>
-    </w:p>
-    <w:p>
-      <w:pPr>
-        <w:ind w:left="720"/>
-      </w:pPr>
-      <w:r>
-        <w:t xml:space="preserve">* </w:t>
-      </w:r>
-      <w:r>
-        <w:rPr>
-          <w:b/>
-          <w:bCs/>
-        </w:rPr>
-        <w:t>Download Method</w:t>
-      </w:r>
-      <w:r>
-        <w:t xml:space="preserve">: </w:t>
-      </w:r>
-      <w:r>
-        <w:t>Web Browser: Direct Save [Saved pdf directly from browser]</w:t>
-      </w:r>
-    </w:p>
-    <w:p>
-      <w:pPr>
-        <w:ind w:left="720"/>
-      </w:pPr>
-      <w:r>
-        <w:t xml:space="preserve">* </w:t>
-      </w:r>
-      <w:r>
-        <w:rPr>
-          <w:b/>
-          <w:bCs/>
-        </w:rPr>
-        <w:t>Download Format</w:t>
-      </w:r>
-      <w:r>
-        <w:t>: .pdf</w:t>
-      </w:r>
-    </w:p>
-    <w:p>
-      <w:pPr>
-        <w:ind w:left="720"/>
-      </w:pPr>
-      <w:r>
-        <w:t xml:space="preserve">* </w:t>
-      </w:r>
-      <w:r>
-        <w:rPr>
-          <w:b/>
-          <w:bCs/>
-        </w:rPr>
-        <w:t>Download Quality</w:t>
-      </w:r>
-      <w:r>
-        <w:t>: High</w:t>
-      </w:r>
-    </w:p>
-    <w:p>
-      <w:pPr>
-        <w:ind w:left="720"/>
-      </w:pPr>
-      <w:r>
-        <w:t xml:space="preserve">* </w:t>
-      </w:r>
-      <w:r>
-        <w:rPr>
-          <w:b/>
-          <w:bCs/>
-        </w:rPr>
-        <w:t>Download Date</w:t>
-      </w:r>
-      <w:r>
-        <w:t>: 8/14/2025</w:t>
-      </w:r>
-    </w:p>
-    <w:p>
-      <w:pPr>
-        <w:ind w:left="720"/>
-      </w:pPr>
-      <w:r>
-        <w:t xml:space="preserve">* </w:t>
-      </w:r>
-      <w:r>
-        <w:rPr>
-          <w:b/>
-        </w:rPr>
-        <w:t>Saved Location</w:t>
-      </w:r>
-      <w:r>
-        <w:t xml:space="preserve">: </w:t>
-      </w:r>
-      <w:r>
-        <w:t>StorageType: Cloud -&gt; Platform: GitHub -&gt; Account: topicsscience -&gt; Repository: kingdomheartsknowledge -&gt; Path: Knowledge/1-Academic/1-school/..</w:t>
-      </w:r>
+      <w:proofErr w:type="spellStart"/>
+      <w:r>
+        <w:t>StorageType</w:t>
+      </w:r>
+      <w:proofErr w:type="spellEnd"/>
+      <w:r>
+        <w:t xml:space="preserve">: Cloud -&gt; Platform: GitHub -&gt; Account: </w:t>
+      </w:r>
+      <w:proofErr w:type="spellStart"/>
+      <w:r>
+        <w:t>topicsscience</w:t>
+      </w:r>
+      <w:proofErr w:type="spellEnd"/>
+      <w:r>
+        <w:t xml:space="preserve"> -&gt; Repository: </w:t>
+      </w:r>
+      <w:proofErr w:type="spellStart"/>
+      <w:r>
+        <w:t>kingdomheartsknowledge</w:t>
+      </w:r>
+      <w:proofErr w:type="spellEnd"/>
+      <w:r>
+        <w:t xml:space="preserve"> -&gt; Path: Knowledge/1-Academic/1-school</w:t>
+      </w:r>
+      <w:proofErr w:type="gramStart"/>
+      <w:r>
+        <w:t>/..</w:t>
+      </w:r>
+      <w:proofErr w:type="gramEnd"/>
     </w:p>
     <w:p>
       <w:pPr>
@@ -1245,31 +1235,13 @@
       <w:r>
         <w:rPr>
           <w:b/>
-          <w:bCs/>
         </w:rPr>
         <w:t>Notes</w:t>
       </w:r>
       <w:r>
-        <w:t>: Egyptian educational curriculum</w:t>
-      </w:r>
-      <w:r>
-        <w:t>:</w:t>
-      </w:r>
-      <w:r>
-        <w:t xml:space="preserve"> 2025</w:t>
-      </w:r>
-      <w:r>
-        <w:t xml:space="preserve"> - </w:t>
-      </w:r>
-      <w:r>
-        <w:t>2026</w:t>
-      </w:r>
-    </w:p>
-    <w:p/>
-    <w:p/>
-    <w:p/>
-    <w:p/>
-    <w:p/>
+        <w:t>: Egyptian educational curriculum: 2025 - 2026</w:t>
+      </w:r>
+    </w:p>
     <w:p/>
     <w:p/>
     <w:p>
@@ -1280,49 +1252,24 @@
           <w:numId w:val="1"/>
         </w:numPr>
       </w:pPr>
-      <w:r>
-        <w:lastRenderedPageBreak/>
-        <w:t xml:space="preserve">* </w:t>
-      </w:r>
-      <w:r>
-        <w:rPr>
-          <w:b/>
+      <w:bookmarkStart w:id="0" w:name="_Hlk214195877"/>
+      <w:r>
+        <w:rPr>
+          <w:b/>
+        </w:rPr>
+        <w:t xml:space="preserve">* Source ID: </w:t>
+      </w:r>
+      <w:r>
+        <w:rPr>
           <w:bCs/>
         </w:rPr>
-        <w:t>Download Name</w:t>
-      </w:r>
-      <w:r>
-        <w:t xml:space="preserve">: </w:t>
-      </w:r>
-      <w:r>
-        <w:t>[</w:t>
-      </w:r>
-      <w:r>
-        <w:t>b6f996b9-e7e9-4d97-a4dc-0821cef7492a</w:t>
-      </w:r>
-      <w:r>
-        <w:t>.pdf</w:t>
-      </w:r>
-      <w:r>
-        <w:t xml:space="preserve"> </w:t>
-      </w:r>
-      <w:r>
-        <w:t xml:space="preserve">-&gt; </w:t>
-      </w:r>
-      <w:r>
-        <w:t>English - Kg 2 - First Semester</w:t>
-      </w:r>
-      <w:r>
-        <w:t>.pdf</w:t>
-      </w:r>
-      <w:r>
-        <w:t>] [</w:t>
-      </w:r>
-      <w:r>
-        <w:t>English - Kg 2 - First Semester</w:t>
-      </w:r>
-      <w:r>
-        <w:t>]</w:t>
+        <w:t>1</w:t>
+      </w:r>
+      <w:r>
+        <w:rPr>
+          <w:bCs/>
+        </w:rPr>
+        <w:t>18</w:t>
       </w:r>
       <w:r>
         <w:br/>
@@ -1333,9 +1280,21 @@
       <w:r>
         <w:rPr>
           <w:b/>
-          <w:bCs/>
-        </w:rPr>
-        <w:t>Download Type</w:t>
+        </w:rPr>
+        <w:t>Content Title</w:t>
+      </w:r>
+      <w:r>
+        <w:t>: [b6f996b9-e7e9-4d97-a4dc-0821cef7492a.pdf -&gt; English - Kg 2 - First Semester.pdf] [English - Kg 2 - First Semester]</w:t>
+      </w:r>
+      <w:r>
+        <w:br/>
+        <w:t xml:space="preserve">* </w:t>
+      </w:r>
+      <w:r>
+        <w:rPr>
+          <w:b/>
+        </w:rPr>
+        <w:t>Content Type</w:t>
       </w:r>
       <w:r>
         <w:t>: Document</w:t>
@@ -1351,73 +1310,43 @@
       <w:r>
         <w:rPr>
           <w:b/>
-          <w:bCs/>
-        </w:rPr>
-        <w:t>Source Type</w:t>
+        </w:rPr>
+        <w:t>Domain</w:t>
       </w:r>
       <w:r>
         <w:t>: Educational</w:t>
       </w:r>
       <w:r>
         <w:br/>
-      </w:r>
-      <w:r>
-        <w:t xml:space="preserve">* </w:t>
-      </w:r>
-      <w:r>
-        <w:rPr>
-          <w:b/>
-          <w:bCs/>
+        <w:t xml:space="preserve">* </w:t>
+      </w:r>
+      <w:r>
+        <w:rPr>
+          <w:b/>
         </w:rPr>
         <w:t>Source Platform</w:t>
       </w:r>
       <w:r>
-        <w:t xml:space="preserve">: </w:t>
-      </w:r>
-      <w:r>
-        <w:t>Egyptian Ministry of Education – E-Learning Portal (https://moe.gov.eg)</w:t>
-      </w:r>
-    </w:p>
-    <w:p>
-      <w:pPr>
-        <w:ind w:left="720"/>
-        <w:rPr>
-          <w:rtl/>
-          <w:lang w:bidi="ar-EG"/>
-        </w:rPr>
-      </w:pPr>
-      <w:r>
-        <w:t xml:space="preserve">* </w:t>
-      </w:r>
-      <w:r>
-        <w:rPr>
-          <w:b/>
-          <w:bCs/>
-        </w:rPr>
-        <w:t>Download Source</w:t>
-      </w:r>
-      <w:r>
-        <w:t xml:space="preserve">: </w:t>
-      </w:r>
-      <w:hyperlink r:id="rId13" w:history="1">
-        <w:r>
-          <w:rPr>
-            <w:rStyle w:val="Hyperlink"/>
-          </w:rPr>
-          <w:t>https://moe.gov.eg/ar/elearningenterypage/e-learning/?schoolStageId=6959&amp;schoolYearId=7037&amp;schoolTermId=1584&amp;contentTypeId=7597&amp;pageIndex=0&amp;sortBy=0</w:t>
-        </w:r>
-      </w:hyperlink>
-      <w:r>
-        <w:rPr>
-          <w:rFonts w:hint="cs"/>
-          <w:rtl/>
-        </w:rPr>
-        <w:t xml:space="preserve"> </w:t>
-      </w:r>
-      <w:r>
-        <w:t xml:space="preserve">-&gt; </w:t>
-      </w:r>
-      <w:hyperlink r:id="rId14" w:history="1">
+        <w:t>: Egyptian Ministry of Education – E-Learning Portal (https://moe.gov.eg)</w:t>
+      </w:r>
+    </w:p>
+    <w:p>
+      <w:pPr>
+        <w:ind w:left="720"/>
+      </w:pPr>
+      <w:r>
+        <w:t xml:space="preserve">* </w:t>
+      </w:r>
+      <w:r>
+        <w:rPr>
+          <w:b/>
+        </w:rPr>
+        <w:t>Source Reference</w:t>
+      </w:r>
+      <w:r>
+        <w:t xml:space="preserve">: https://moe.gov.eg/ar/elearningenterypage/e-learning/?schoolStageId=6959&amp;schoolYearId=7037&amp;schoolTermId=1584&amp;contentTypeId=7597&amp;pageIndex=0&amp;sortBy=0 -&gt; </w:t>
+      </w:r>
+      <w:hyperlink r:id="rId9" w:history="1">
         <w:r>
           <w:rPr>
             <w:rStyle w:val="Hyperlink"/>
@@ -1426,132 +1355,184 @@
         </w:r>
       </w:hyperlink>
       <w:r>
+        <w:br/>
+        <w:t xml:space="preserve">* </w:t>
+      </w:r>
+      <w:r>
+        <w:rPr>
+          <w:b/>
+          <w:bCs/>
+        </w:rPr>
+        <w:t>Source Type</w:t>
+      </w:r>
+      <w:r>
+        <w:t xml:space="preserve">: </w:t>
+      </w:r>
+      <w:r>
+        <w:t>Downloaded</w:t>
+      </w:r>
+    </w:p>
+    <w:p>
+      <w:pPr>
+        <w:ind w:left="720"/>
+      </w:pPr>
+      <w:r>
+        <w:t xml:space="preserve">* </w:t>
+      </w:r>
+      <w:r>
+        <w:rPr>
+          <w:b/>
+          <w:bCs/>
+        </w:rPr>
+        <w:t>Source Nature:</w:t>
+      </w:r>
+      <w:r>
         <w:t xml:space="preserve"> </w:t>
       </w:r>
       <w:r>
+        <w:t>D</w:t>
+      </w:r>
+      <w:r>
+        <w:t>igital</w:t>
+      </w:r>
+      <w:r>
+        <w:t xml:space="preserve"> </w:t>
+      </w:r>
+    </w:p>
+    <w:p>
+      <w:pPr>
+        <w:ind w:left="720"/>
         <w:rPr>
           <w:rtl/>
-        </w:rPr>
-        <w:br/>
-      </w:r>
-      <w:r>
-        <w:t xml:space="preserve">* </w:t>
-      </w:r>
-      <w:r>
-        <w:rPr>
-          <w:b/>
-          <w:bCs/>
-        </w:rPr>
-        <w:t xml:space="preserve">Download </w:t>
-      </w:r>
-      <w:r>
-        <w:rPr>
-          <w:b/>
-          <w:bCs/>
-        </w:rPr>
-        <w:t>Server / Mirror</w:t>
+          <w:lang w:bidi="ar-EG"/>
+        </w:rPr>
+      </w:pPr>
+      <w:r>
+        <w:t xml:space="preserve">* </w:t>
+      </w:r>
+      <w:r>
+        <w:rPr>
+          <w:b/>
+        </w:rPr>
+        <w:t>Storage Host</w:t>
+      </w:r>
+      <w:r>
+        <w:t>: https://elearnningcontent.blob.core.windows.net [Microsoft Azure Blob Storage Server]</w:t>
+      </w:r>
+    </w:p>
+    <w:p>
+      <w:pPr>
+        <w:ind w:left="720"/>
+      </w:pPr>
+      <w:r>
+        <w:t xml:space="preserve">* </w:t>
+      </w:r>
+      <w:r>
+        <w:rPr>
+          <w:b/>
+        </w:rPr>
+        <w:t>Acquisition Method</w:t>
+      </w:r>
+      <w:r>
+        <w:t>: Web Browser: Direct Save [Saved pdf directly from browser]</w:t>
+      </w:r>
+    </w:p>
+    <w:p>
+      <w:pPr>
+        <w:ind w:left="720"/>
+      </w:pPr>
+      <w:r>
+        <w:t xml:space="preserve">* </w:t>
+      </w:r>
+      <w:r>
+        <w:rPr>
+          <w:b/>
+        </w:rPr>
+        <w:t>File Format</w:t>
+      </w:r>
+      <w:r>
+        <w:t>: .pdf</w:t>
+      </w:r>
+    </w:p>
+    <w:p>
+      <w:pPr>
+        <w:ind w:left="720"/>
+      </w:pPr>
+      <w:r>
+        <w:t xml:space="preserve">* </w:t>
+      </w:r>
+      <w:r>
+        <w:rPr>
+          <w:b/>
+        </w:rPr>
+        <w:t>Content Quality</w:t>
+      </w:r>
+      <w:r>
+        <w:t>: High</w:t>
+      </w:r>
+    </w:p>
+    <w:p>
+      <w:pPr>
+        <w:ind w:left="720"/>
+      </w:pPr>
+      <w:r>
+        <w:t xml:space="preserve">* </w:t>
+      </w:r>
+      <w:r>
+        <w:rPr>
+          <w:b/>
+        </w:rPr>
+        <w:t>Acquisition Date</w:t>
+      </w:r>
+      <w:r>
+        <w:t>: 8/14/2025</w:t>
+      </w:r>
+    </w:p>
+    <w:p>
+      <w:pPr>
+        <w:ind w:left="720"/>
+      </w:pPr>
+      <w:r>
+        <w:t xml:space="preserve">* </w:t>
+      </w:r>
+      <w:r>
+        <w:rPr>
+          <w:b/>
+        </w:rPr>
+        <w:t>Storage Location</w:t>
       </w:r>
       <w:r>
         <w:t xml:space="preserve">: </w:t>
       </w:r>
-      <w:r>
-        <w:t>https://elearnningcontent.blob.core.windows.net [Microsoft Azure Blob Storage Server]</w:t>
-      </w:r>
-    </w:p>
-    <w:p>
-      <w:pPr>
-        <w:ind w:left="720"/>
-      </w:pPr>
-      <w:r>
-        <w:t xml:space="preserve">* </w:t>
-      </w:r>
-      <w:r>
-        <w:rPr>
-          <w:b/>
-          <w:bCs/>
-        </w:rPr>
-        <w:t>Download Method</w:t>
-      </w:r>
-      <w:r>
-        <w:t xml:space="preserve">: </w:t>
-      </w:r>
-      <w:r>
-        <w:t>Web Browser: Direct Save [Saved pdf directly from browser]</w:t>
-      </w:r>
-    </w:p>
-    <w:p>
-      <w:pPr>
-        <w:ind w:left="720"/>
-      </w:pPr>
-      <w:r>
-        <w:t xml:space="preserve">* </w:t>
-      </w:r>
-      <w:r>
-        <w:rPr>
-          <w:b/>
-          <w:bCs/>
-        </w:rPr>
-        <w:t>Download Format</w:t>
-      </w:r>
-      <w:r>
-        <w:t>: .pdf</w:t>
-      </w:r>
-    </w:p>
-    <w:p>
-      <w:pPr>
-        <w:ind w:left="720"/>
-      </w:pPr>
-      <w:r>
-        <w:t xml:space="preserve">* </w:t>
-      </w:r>
-      <w:r>
-        <w:rPr>
-          <w:b/>
-          <w:bCs/>
-        </w:rPr>
-        <w:t>Download Quality</w:t>
-      </w:r>
-      <w:r>
-        <w:t>: High</w:t>
-      </w:r>
-    </w:p>
-    <w:p>
-      <w:pPr>
-        <w:ind w:left="720"/>
-      </w:pPr>
-      <w:r>
-        <w:t xml:space="preserve">* </w:t>
-      </w:r>
-      <w:r>
-        <w:rPr>
-          <w:b/>
-          <w:bCs/>
-        </w:rPr>
-        <w:t>Download Date</w:t>
-      </w:r>
-      <w:r>
-        <w:t>: 8/14/2025</w:t>
-      </w:r>
-    </w:p>
-    <w:p>
-      <w:pPr>
-        <w:ind w:left="720"/>
-      </w:pPr>
-      <w:r>
-        <w:t xml:space="preserve">* </w:t>
-      </w:r>
-      <w:r>
-        <w:rPr>
-          <w:b/>
-        </w:rPr>
-        <w:t>Saved Location</w:t>
-      </w:r>
-      <w:r>
-        <w:t xml:space="preserve">: </w:t>
-      </w:r>
-      <w:r>
-        <w:t>StorageType: Cloud -&gt; Platform: GitHub -&gt; Account: topicsscience -&gt; Repository: kingdomheartsknowledge -&gt; Path: Knowledge/1-Academic/1-school/..</w:t>
-      </w:r>
+      <w:proofErr w:type="spellStart"/>
+      <w:r>
+        <w:t>StorageType</w:t>
+      </w:r>
+      <w:proofErr w:type="spellEnd"/>
+      <w:r>
+        <w:t xml:space="preserve">: Cloud -&gt; Platform: GitHub -&gt; Account: </w:t>
+      </w:r>
+      <w:proofErr w:type="spellStart"/>
+      <w:r>
+        <w:t>topicsscience</w:t>
+      </w:r>
+      <w:proofErr w:type="spellEnd"/>
+      <w:r>
+        <w:t xml:space="preserve"> -&gt; Repository: </w:t>
+      </w:r>
+      <w:proofErr w:type="spellStart"/>
+      <w:r>
+        <w:t>kingdomheartsknowledge</w:t>
+      </w:r>
+      <w:proofErr w:type="spellEnd"/>
+      <w:r>
+        <w:t xml:space="preserve"> -&gt; Path: Knowledge/1-Academic/1-school</w:t>
+      </w:r>
+      <w:proofErr w:type="gramStart"/>
+      <w:r>
+        <w:t>/..</w:t>
+      </w:r>
+      <w:proofErr w:type="gramEnd"/>
     </w:p>
     <w:p>
       <w:pPr>
@@ -1563,26 +1544,14 @@
       <w:r>
         <w:rPr>
           <w:b/>
-          <w:bCs/>
         </w:rPr>
         <w:t>Notes</w:t>
       </w:r>
       <w:r>
-        <w:t>: Egyptian educational curriculum</w:t>
-      </w:r>
-      <w:r>
-        <w:t>:</w:t>
-      </w:r>
-      <w:r>
-        <w:t xml:space="preserve"> 2025</w:t>
-      </w:r>
-      <w:r>
-        <w:t xml:space="preserve"> - </w:t>
-      </w:r>
-      <w:r>
-        <w:t>2026</w:t>
-      </w:r>
-    </w:p>
+        <w:t>: Egyptian educational curriculum: 2025 - 2026</w:t>
+      </w:r>
+    </w:p>
+    <w:bookmarkEnd w:id="0"/>
     <w:p/>
     <w:sectPr>
       <w:pgSz w:w="12240" w:h="15840"/>
@@ -2231,7 +2200,7 @@
   <w:style w:type="paragraph" w:default="1" w:styleId="Normal">
     <w:name w:val="Normal"/>
     <w:qFormat/>
-    <w:rsid w:val="002527E3"/>
+    <w:rsid w:val="001917D4"/>
   </w:style>
   <w:style w:type="paragraph" w:styleId="Heading1">
     <w:name w:val="heading 1"/>
